--- a/src/Documents/Java Core.docx
+++ b/src/Documents/Java Core.docx
@@ -1,6 +1,6 @@
 
 <file path=word/document.xml><?xml version="1.0" encoding="utf-8"?>
-<w:document xmlns:wpc="http://schemas.microsoft.com/office/word/2010/wordprocessingCanvas" xmlns:cx="http://schemas.microsoft.com/office/drawing/2014/chartex" xmlns:cx1="http://schemas.microsoft.com/office/drawing/2015/9/8/chartex" xmlns:cx2="http://schemas.microsoft.com/office/drawing/2015/10/21/chartex" xmlns:cx3="http://schemas.microsoft.com/office/drawing/2016/5/9/chartex" xmlns:cx4="http://schemas.microsoft.com/office/drawing/2016/5/10/chartex" xmlns:cx5="http://schemas.microsoft.com/office/drawing/2016/5/11/chartex" xmlns:cx6="http://schemas.microsoft.com/office/drawing/2016/5/12/chartex" xmlns:cx7="http://schemas.microsoft.com/office/drawing/2016/5/13/chartex" xmlns:cx8="http://schemas.microsoft.com/office/drawing/2016/5/14/chartex" xmlns:mc="http://schemas.openxmlformats.org/markup-compatibility/2006" xmlns:aink="http://schemas.microsoft.com/office/drawing/2016/ink" xmlns:am3d="http://schemas.microsoft.com/office/drawing/2017/model3d" xmlns:o="urn:schemas-microsoft-com:office:office" xmlns:oel="http://schemas.microsoft.com/office/2019/extlst" xmlns:r="http://schemas.openxmlformats.org/officeDocument/2006/relationships" xmlns:m="http://schemas.openxmlformats.org/officeDocument/2006/math" xmlns:v="urn:schemas-microsoft-com:vml" xmlns:wp14="http://schemas.microsoft.com/office/word/2010/wordprocessingDrawing" xmlns:wp="http://schemas.openxmlformats.org/drawingml/2006/wordprocessingDrawing" xmlns:w10="urn:schemas-microsoft-com:office:word" xmlns:w="http://schemas.openxmlformats.org/wordprocessingml/2006/main" xmlns:w14="http://schemas.microsoft.com/office/word/2010/wordml" xmlns:w15="http://schemas.microsoft.com/office/word/2012/wordml" xmlns:w16cex="http://schemas.microsoft.com/office/word/2018/wordml/cex" xmlns:w16cid="http://schemas.microsoft.com/office/word/2016/wordml/cid" xmlns:w16="http://schemas.microsoft.com/office/word/2018/wordml" xmlns:w16sdtdh="http://schemas.microsoft.com/office/word/2020/wordml/sdtdatahash" xmlns:w16se="http://schemas.microsoft.com/office/word/2015/wordml/symex" xmlns:wpg="http://schemas.microsoft.com/office/word/2010/wordprocessingGroup" xmlns:wpi="http://schemas.microsoft.com/office/word/2010/wordprocessingInk" xmlns:wne="http://schemas.microsoft.com/office/word/2006/wordml" xmlns:wps="http://schemas.microsoft.com/office/word/2010/wordprocessingShape" mc:Ignorable="w14 w15 w16se w16cid w16 w16cex w16sdtdh wp14">
+<w:document xmlns:wpc="http://schemas.microsoft.com/office/word/2010/wordprocessingCanvas" xmlns:cx="http://schemas.microsoft.com/office/drawing/2014/chartex" xmlns:cx1="http://schemas.microsoft.com/office/drawing/2015/9/8/chartex" xmlns:cx2="http://schemas.microsoft.com/office/drawing/2015/10/21/chartex" xmlns:cx3="http://schemas.microsoft.com/office/drawing/2016/5/9/chartex" xmlns:cx4="http://schemas.microsoft.com/office/drawing/2016/5/10/chartex" xmlns:cx5="http://schemas.microsoft.com/office/drawing/2016/5/11/chartex" xmlns:cx6="http://schemas.microsoft.com/office/drawing/2016/5/12/chartex" xmlns:cx7="http://schemas.microsoft.com/office/drawing/2016/5/13/chartex" xmlns:cx8="http://schemas.microsoft.com/office/drawing/2016/5/14/chartex" xmlns:mc="http://schemas.openxmlformats.org/markup-compatibility/2006" xmlns:aink="http://schemas.microsoft.com/office/drawing/2016/ink" xmlns:am3d="http://schemas.microsoft.com/office/drawing/2017/model3d" xmlns:o="urn:schemas-microsoft-com:office:office" xmlns:oel="http://schemas.microsoft.com/office/2019/extlst" xmlns:r="http://schemas.openxmlformats.org/officeDocument/2006/relationships" xmlns:m="http://schemas.openxmlformats.org/officeDocument/2006/math" xmlns:v="urn:schemas-microsoft-com:vml" xmlns:wp14="http://schemas.microsoft.com/office/word/2010/wordprocessingDrawing" xmlns:wp="http://schemas.openxmlformats.org/drawingml/2006/wordprocessingDrawing" xmlns:w10="urn:schemas-microsoft-com:office:word" xmlns:w="http://schemas.openxmlformats.org/wordprocessingml/2006/main" xmlns:w14="http://schemas.microsoft.com/office/word/2010/wordml" xmlns:w15="http://schemas.microsoft.com/office/word/2012/wordml" xmlns:w16cex="http://schemas.microsoft.com/office/word/2018/wordml/cex" xmlns:w16cid="http://schemas.microsoft.com/office/word/2016/wordml/cid" xmlns:w16="http://schemas.microsoft.com/office/word/2018/wordml" xmlns:w16du="http://schemas.microsoft.com/office/word/2023/wordml/word16du" xmlns:w16sdtdh="http://schemas.microsoft.com/office/word/2020/wordml/sdtdatahash" xmlns:w16se="http://schemas.microsoft.com/office/word/2015/wordml/symex" xmlns:wpg="http://schemas.microsoft.com/office/word/2010/wordprocessingGroup" xmlns:wpi="http://schemas.microsoft.com/office/word/2010/wordprocessingInk" xmlns:wne="http://schemas.microsoft.com/office/word/2006/wordml" xmlns:wps="http://schemas.microsoft.com/office/word/2010/wordprocessingShape" mc:Ignorable="w14 w15 w16se w16cid w16 w16cex w16sdtdh w16du wp14">
   <w:body>
     <w:p>
       <w:pPr>
@@ -31,7 +31,31 @@
           <w:sz w:val="24"/>
           <w:szCs w:val="24"/>
         </w:rPr>
-        <w:t>What are the principle concepts of OOPS?</w:t>
+        <w:t xml:space="preserve">What are the </w:t>
+      </w:r>
+      <w:proofErr w:type="gramStart"/>
+      <w:r>
+        <w:rPr>
+          <w:rFonts w:eastAsia="Times New Roman" w:cstheme="minorHAnsi"/>
+          <w:b/>
+          <w:bCs/>
+          <w:color w:val="0863A5"/>
+          <w:sz w:val="24"/>
+          <w:szCs w:val="24"/>
+        </w:rPr>
+        <w:t>principle</w:t>
+      </w:r>
+      <w:proofErr w:type="gramEnd"/>
+      <w:r>
+        <w:rPr>
+          <w:rFonts w:eastAsia="Times New Roman" w:cstheme="minorHAnsi"/>
+          <w:b/>
+          <w:bCs/>
+          <w:color w:val="0863A5"/>
+          <w:sz w:val="24"/>
+          <w:szCs w:val="24"/>
+        </w:rPr>
+        <w:t xml:space="preserve"> concepts of OOPS?</w:t>
       </w:r>
       <w:r>
         <w:rPr>
@@ -59,7 +83,27 @@
           <w:sz w:val="24"/>
           <w:szCs w:val="24"/>
         </w:rPr>
-        <w:t xml:space="preserve">There are four principle concepts upon which object oriented design and programming rest. They are: </w:t>
+        <w:t xml:space="preserve">There are four </w:t>
+      </w:r>
+      <w:proofErr w:type="gramStart"/>
+      <w:r>
+        <w:rPr>
+          <w:rFonts w:eastAsia="Times New Roman" w:cstheme="minorHAnsi"/>
+          <w:color w:val="414141"/>
+          <w:sz w:val="24"/>
+          <w:szCs w:val="24"/>
+        </w:rPr>
+        <w:t>principle</w:t>
+      </w:r>
+      <w:proofErr w:type="gramEnd"/>
+      <w:r>
+        <w:rPr>
+          <w:rFonts w:eastAsia="Times New Roman" w:cstheme="minorHAnsi"/>
+          <w:color w:val="414141"/>
+          <w:sz w:val="24"/>
+          <w:szCs w:val="24"/>
+        </w:rPr>
+        <w:t xml:space="preserve"> concepts upon which object oriented design and programming rest. They are: </w:t>
       </w:r>
     </w:p>
     <w:p>
@@ -394,7 +438,27 @@
           <w:sz w:val="24"/>
           <w:szCs w:val="24"/>
         </w:rPr>
-        <w:t xml:space="preserve"> (information hiding) prevents clients from seeing it’s inside view, where the behavior of the abstraction is implemented. </w:t>
+        <w:t xml:space="preserve"> (information hiding) prevents clients from seeing </w:t>
+      </w:r>
+      <w:proofErr w:type="gramStart"/>
+      <w:r>
+        <w:rPr>
+          <w:rFonts w:eastAsia="Times New Roman" w:cstheme="minorHAnsi"/>
+          <w:color w:val="414141"/>
+          <w:sz w:val="24"/>
+          <w:szCs w:val="24"/>
+        </w:rPr>
+        <w:t>it’s</w:t>
+      </w:r>
+      <w:proofErr w:type="gramEnd"/>
+      <w:r>
+        <w:rPr>
+          <w:rFonts w:eastAsia="Times New Roman" w:cstheme="minorHAnsi"/>
+          <w:color w:val="414141"/>
+          <w:sz w:val="24"/>
+          <w:szCs w:val="24"/>
+        </w:rPr>
+        <w:t xml:space="preserve"> inside view, where the behavior of the abstraction is implemented. </w:t>
       </w:r>
     </w:p>
     <w:p>
@@ -708,6 +772,9 @@
         <w:spacing w:after="0" w:line="240" w:lineRule="auto"/>
         <w:rPr>
           <w:rFonts w:eastAsia="Times New Roman" w:cstheme="minorHAnsi"/>
+          <w:b/>
+          <w:bCs/>
+          <w:color w:val="414141"/>
           <w:sz w:val="24"/>
           <w:szCs w:val="24"/>
         </w:rPr>
@@ -720,15 +787,26 @@
         </w:rPr>
         <w:br/>
       </w:r>
-      <w:r>
-        <w:rPr>
-          <w:rFonts w:eastAsia="Times New Roman" w:cstheme="minorHAnsi"/>
-          <w:b/>
-          <w:bCs/>
-          <w:color w:val="414141"/>
-          <w:sz w:val="24"/>
-          <w:szCs w:val="24"/>
-        </w:rPr>
+    </w:p>
+    <w:p>
+      <w:pPr>
+        <w:spacing w:after="0" w:line="240" w:lineRule="auto"/>
+        <w:rPr>
+          <w:rFonts w:eastAsia="Times New Roman" w:cstheme="minorHAnsi"/>
+          <w:sz w:val="24"/>
+          <w:szCs w:val="24"/>
+        </w:rPr>
+      </w:pPr>
+      <w:r>
+        <w:rPr>
+          <w:rFonts w:eastAsia="Times New Roman" w:cstheme="minorHAnsi"/>
+          <w:b/>
+          <w:bCs/>
+          <w:color w:val="414141"/>
+          <w:sz w:val="24"/>
+          <w:szCs w:val="24"/>
+        </w:rPr>
+        <w:lastRenderedPageBreak/>
         <w:t>6.</w:t>
       </w:r>
       <w:r>
@@ -768,7 +846,6 @@
           <w:sz w:val="24"/>
           <w:szCs w:val="24"/>
         </w:rPr>
-        <w:lastRenderedPageBreak/>
         <w:t>Polymorphism is briefly described as "one interface, many implementations." Polymorphism is a characteristic of being able to assign a different meaning or usage to something in different contexts - specifically, to allow an entity such as a variable, a function, or an object to have more than one form.</w:t>
       </w:r>
     </w:p>
@@ -1320,6 +1397,9 @@
         <w:spacing w:after="0" w:line="240" w:lineRule="auto"/>
         <w:rPr>
           <w:rFonts w:eastAsia="Times New Roman" w:cstheme="minorHAnsi"/>
+          <w:b/>
+          <w:bCs/>
+          <w:color w:val="414141"/>
           <w:sz w:val="24"/>
           <w:szCs w:val="24"/>
         </w:rPr>
@@ -1332,15 +1412,39 @@
         </w:rPr>
         <w:br/>
       </w:r>
-      <w:r>
-        <w:rPr>
-          <w:rFonts w:eastAsia="Times New Roman" w:cstheme="minorHAnsi"/>
-          <w:b/>
-          <w:bCs/>
-          <w:color w:val="414141"/>
-          <w:sz w:val="24"/>
-          <w:szCs w:val="24"/>
-        </w:rPr>
+    </w:p>
+    <w:p>
+      <w:pPr>
+        <w:spacing w:after="0" w:line="240" w:lineRule="auto"/>
+        <w:rPr>
+          <w:rFonts w:eastAsia="Times New Roman" w:cstheme="minorHAnsi"/>
+          <w:b/>
+          <w:bCs/>
+          <w:color w:val="414141"/>
+          <w:sz w:val="24"/>
+          <w:szCs w:val="24"/>
+        </w:rPr>
+      </w:pPr>
+    </w:p>
+    <w:p>
+      <w:pPr>
+        <w:spacing w:after="0" w:line="240" w:lineRule="auto"/>
+        <w:rPr>
+          <w:rFonts w:eastAsia="Times New Roman" w:cstheme="minorHAnsi"/>
+          <w:sz w:val="24"/>
+          <w:szCs w:val="24"/>
+        </w:rPr>
+      </w:pPr>
+      <w:r>
+        <w:rPr>
+          <w:rFonts w:eastAsia="Times New Roman" w:cstheme="minorHAnsi"/>
+          <w:b/>
+          <w:bCs/>
+          <w:color w:val="414141"/>
+          <w:sz w:val="24"/>
+          <w:szCs w:val="24"/>
+        </w:rPr>
+        <w:lastRenderedPageBreak/>
         <w:t>11.</w:t>
       </w:r>
       <w:r>
@@ -1382,17 +1486,7 @@
           <w:sz w:val="24"/>
           <w:szCs w:val="24"/>
         </w:rPr>
-        <w:t xml:space="preserve">Method Overloading means to have two or more methods with same name in the same class with different arguments. The benefit of method overloading is that it allows you to implement </w:t>
-      </w:r>
-      <w:r>
-        <w:rPr>
-          <w:rFonts w:eastAsia="Times New Roman" w:cstheme="minorHAnsi"/>
-          <w:color w:val="414141"/>
-          <w:sz w:val="24"/>
-          <w:szCs w:val="24"/>
-        </w:rPr>
-        <w:lastRenderedPageBreak/>
-        <w:t>methods that support the same semantic operation but differ by argument number or type.</w:t>
+        <w:t>Method Overloading means to have two or more methods with same name in the same class with different arguments. The benefit of method overloading is that it allows you to implement methods that support the same semantic operation but differ by argument number or type.</w:t>
       </w:r>
       <w:r>
         <w:rPr>
@@ -1632,7 +1726,47 @@
           <w:sz w:val="24"/>
           <w:szCs w:val="24"/>
         </w:rPr>
-        <w:t>Method overriding occurs when sub class declares a method that has the same type arguments as a method declared by one of its superclass. The key benefit of overriding is the ability to define behavior that’s specific to a particular subclass type.</w:t>
+        <w:t xml:space="preserve">Method overriding occurs when sub class declares a method that has the same type arguments as a method declared by one of its </w:t>
+      </w:r>
+      <w:proofErr w:type="gramStart"/>
+      <w:r>
+        <w:rPr>
+          <w:rFonts w:eastAsia="Times New Roman" w:cstheme="minorHAnsi"/>
+          <w:color w:val="414141"/>
+          <w:sz w:val="24"/>
+          <w:szCs w:val="24"/>
+        </w:rPr>
+        <w:t>superclass</w:t>
+      </w:r>
+      <w:proofErr w:type="gramEnd"/>
+      <w:r>
+        <w:rPr>
+          <w:rFonts w:eastAsia="Times New Roman" w:cstheme="minorHAnsi"/>
+          <w:color w:val="414141"/>
+          <w:sz w:val="24"/>
+          <w:szCs w:val="24"/>
+        </w:rPr>
+        <w:t xml:space="preserve">. The key benefit of overriding is the ability to define behavior </w:t>
+      </w:r>
+      <w:proofErr w:type="gramStart"/>
+      <w:r>
+        <w:rPr>
+          <w:rFonts w:eastAsia="Times New Roman" w:cstheme="minorHAnsi"/>
+          <w:color w:val="414141"/>
+          <w:sz w:val="24"/>
+          <w:szCs w:val="24"/>
+        </w:rPr>
+        <w:t>that’s</w:t>
+      </w:r>
+      <w:proofErr w:type="gramEnd"/>
+      <w:r>
+        <w:rPr>
+          <w:rFonts w:eastAsia="Times New Roman" w:cstheme="minorHAnsi"/>
+          <w:color w:val="414141"/>
+          <w:sz w:val="24"/>
+          <w:szCs w:val="24"/>
+        </w:rPr>
+        <w:t xml:space="preserve"> specific to a particular subclass type.</w:t>
       </w:r>
       <w:r>
         <w:rPr>
@@ -1690,7 +1824,31 @@
           <w:sz w:val="24"/>
           <w:szCs w:val="24"/>
         </w:rPr>
-        <w:t xml:space="preserve">The overriding method cannot have a more restrictive access modifier than the method being overridden (Ex: You can’t override a method marked public and make it protected). </w:t>
+        <w:t xml:space="preserve">The overriding method cannot have a more restrictive access modifier than the method being overridden (Ex: You </w:t>
+      </w:r>
+      <w:proofErr w:type="gramStart"/>
+      <w:r>
+        <w:rPr>
+          <w:rFonts w:eastAsia="Times New Roman" w:cstheme="minorHAnsi"/>
+          <w:i/>
+          <w:iCs/>
+          <w:color w:val="414141"/>
+          <w:sz w:val="24"/>
+          <w:szCs w:val="24"/>
+        </w:rPr>
+        <w:t>can’t</w:t>
+      </w:r>
+      <w:proofErr w:type="gramEnd"/>
+      <w:r>
+        <w:rPr>
+          <w:rFonts w:eastAsia="Times New Roman" w:cstheme="minorHAnsi"/>
+          <w:i/>
+          <w:iCs/>
+          <w:color w:val="414141"/>
+          <w:sz w:val="24"/>
+          <w:szCs w:val="24"/>
+        </w:rPr>
+        <w:t xml:space="preserve"> override a method marked public and make it protected). </w:t>
       </w:r>
     </w:p>
     <w:p>
@@ -2184,6 +2342,7 @@
                 <w:szCs w:val="24"/>
               </w:rPr>
             </w:pPr>
+            <w:proofErr w:type="gramStart"/>
             <w:r>
               <w:rPr>
                 <w:rFonts w:eastAsia="Times New Roman" w:cstheme="minorHAnsi"/>
@@ -2191,7 +2350,17 @@
                 <w:sz w:val="24"/>
                 <w:szCs w:val="24"/>
               </w:rPr>
-              <w:t>Can’t change except for covariant returns</w:t>
+              <w:t>Can’t</w:t>
+            </w:r>
+            <w:proofErr w:type="gramEnd"/>
+            <w:r>
+              <w:rPr>
+                <w:rFonts w:eastAsia="Times New Roman" w:cstheme="minorHAnsi"/>
+                <w:color w:val="414141"/>
+                <w:sz w:val="24"/>
+                <w:szCs w:val="24"/>
+              </w:rPr>
+              <w:t xml:space="preserve"> change except for covariant returns</w:t>
             </w:r>
           </w:p>
         </w:tc>
@@ -2559,6 +2728,9 @@
         <w:spacing w:after="0" w:line="240" w:lineRule="auto"/>
         <w:rPr>
           <w:rFonts w:eastAsia="Times New Roman" w:cstheme="minorHAnsi"/>
+          <w:b/>
+          <w:bCs/>
+          <w:color w:val="414141"/>
           <w:sz w:val="24"/>
           <w:szCs w:val="24"/>
         </w:rPr>
@@ -2571,15 +2743,26 @@
         </w:rPr>
         <w:br/>
       </w:r>
-      <w:r>
-        <w:rPr>
-          <w:rFonts w:eastAsia="Times New Roman" w:cstheme="minorHAnsi"/>
-          <w:b/>
-          <w:bCs/>
-          <w:color w:val="414141"/>
-          <w:sz w:val="24"/>
-          <w:szCs w:val="24"/>
-        </w:rPr>
+    </w:p>
+    <w:p>
+      <w:pPr>
+        <w:spacing w:after="0" w:line="240" w:lineRule="auto"/>
+        <w:rPr>
+          <w:rFonts w:eastAsia="Times New Roman" w:cstheme="minorHAnsi"/>
+          <w:sz w:val="24"/>
+          <w:szCs w:val="24"/>
+        </w:rPr>
+      </w:pPr>
+      <w:r>
+        <w:rPr>
+          <w:rFonts w:eastAsia="Times New Roman" w:cstheme="minorHAnsi"/>
+          <w:b/>
+          <w:bCs/>
+          <w:color w:val="414141"/>
+          <w:sz w:val="24"/>
+          <w:szCs w:val="24"/>
+        </w:rPr>
+        <w:lastRenderedPageBreak/>
         <w:t>14.</w:t>
       </w:r>
       <w:r>
@@ -2619,7 +2802,27 @@
           <w:sz w:val="24"/>
           <w:szCs w:val="24"/>
         </w:rPr>
-        <w:t>Yes, derived classes still can override the overloaded methods. Polymorphism can still happen. Compiler will not binding the method calls since it is overloaded, because it might be overridden now or in the future.</w:t>
+        <w:t xml:space="preserve">Yes, derived classes still can override the overloaded methods. Polymorphism can still happen. Compiler will not </w:t>
+      </w:r>
+      <w:proofErr w:type="gramStart"/>
+      <w:r>
+        <w:rPr>
+          <w:rFonts w:eastAsia="Times New Roman" w:cstheme="minorHAnsi"/>
+          <w:color w:val="414141"/>
+          <w:sz w:val="24"/>
+          <w:szCs w:val="24"/>
+        </w:rPr>
+        <w:t>binding</w:t>
+      </w:r>
+      <w:proofErr w:type="gramEnd"/>
+      <w:r>
+        <w:rPr>
+          <w:rFonts w:eastAsia="Times New Roman" w:cstheme="minorHAnsi"/>
+          <w:color w:val="414141"/>
+          <w:sz w:val="24"/>
+          <w:szCs w:val="24"/>
+        </w:rPr>
+        <w:t xml:space="preserve"> the method calls since it is overloaded, because it might be overridden now or in the future.</w:t>
       </w:r>
     </w:p>
     <w:p>
@@ -2637,7 +2840,6 @@
           <w:sz w:val="24"/>
           <w:szCs w:val="24"/>
         </w:rPr>
-        <w:lastRenderedPageBreak/>
         <w:br/>
       </w:r>
       <w:r>
@@ -2688,7 +2890,27 @@
           <w:sz w:val="24"/>
           <w:szCs w:val="24"/>
         </w:rPr>
-        <w:t>NO, because main is a static method. A static method can't be overridden in Java.</w:t>
+        <w:t xml:space="preserve">NO, because main is a static method. A static method </w:t>
+      </w:r>
+      <w:proofErr w:type="gramStart"/>
+      <w:r>
+        <w:rPr>
+          <w:rFonts w:eastAsia="Times New Roman" w:cstheme="minorHAnsi"/>
+          <w:color w:val="414141"/>
+          <w:sz w:val="24"/>
+          <w:szCs w:val="24"/>
+        </w:rPr>
+        <w:t>can't</w:t>
+      </w:r>
+      <w:proofErr w:type="gramEnd"/>
+      <w:r>
+        <w:rPr>
+          <w:rFonts w:eastAsia="Times New Roman" w:cstheme="minorHAnsi"/>
+          <w:color w:val="414141"/>
+          <w:sz w:val="24"/>
+          <w:szCs w:val="24"/>
+        </w:rPr>
+        <w:t xml:space="preserve"> be overridden in Java.</w:t>
       </w:r>
     </w:p>
     <w:p>
@@ -2851,6 +3073,7 @@
         <w:tab/>
       </w:r>
       <w:proofErr w:type="spellStart"/>
+      <w:proofErr w:type="gramStart"/>
       <w:r>
         <w:rPr>
           <w:rFonts w:eastAsia="Times New Roman" w:cstheme="minorHAnsi"/>
@@ -2861,6 +3084,7 @@
         <w:t>super.overriddenMethod</w:t>
       </w:r>
       <w:proofErr w:type="spellEnd"/>
+      <w:proofErr w:type="gramEnd"/>
       <w:r>
         <w:rPr>
           <w:rFonts w:eastAsia="Times New Roman" w:cstheme="minorHAnsi"/>
@@ -2947,7 +3171,47 @@
           <w:sz w:val="24"/>
           <w:szCs w:val="24"/>
         </w:rPr>
-        <w:t xml:space="preserve"> is a keyword which is used to access the method or member variables from the superclass. If a method hides one of the member variables in its superclass, the method can refer to the hidden variable through the use of the super keyword. In the same way, if a method overrides one of the methods in its superclass, the method can invoke the overridden method through the use of the super keyword. </w:t>
+        <w:t xml:space="preserve"> is a keyword which is used to access the method or member variables from the superclass. If a method hides one of the member variables in its superclass, the method can refer to the hidden variable </w:t>
+      </w:r>
+      <w:proofErr w:type="gramStart"/>
+      <w:r>
+        <w:rPr>
+          <w:rFonts w:eastAsia="Times New Roman" w:cstheme="minorHAnsi"/>
+          <w:color w:val="414141"/>
+          <w:sz w:val="24"/>
+          <w:szCs w:val="24"/>
+        </w:rPr>
+        <w:t>through the use of</w:t>
+      </w:r>
+      <w:proofErr w:type="gramEnd"/>
+      <w:r>
+        <w:rPr>
+          <w:rFonts w:eastAsia="Times New Roman" w:cstheme="minorHAnsi"/>
+          <w:color w:val="414141"/>
+          <w:sz w:val="24"/>
+          <w:szCs w:val="24"/>
+        </w:rPr>
+        <w:t xml:space="preserve"> the super keyword. In the same way, if a method overrides one of the methods in its superclass, the method can invoke the overridden method </w:t>
+      </w:r>
+      <w:proofErr w:type="gramStart"/>
+      <w:r>
+        <w:rPr>
+          <w:rFonts w:eastAsia="Times New Roman" w:cstheme="minorHAnsi"/>
+          <w:color w:val="414141"/>
+          <w:sz w:val="24"/>
+          <w:szCs w:val="24"/>
+        </w:rPr>
+        <w:t>through the use of</w:t>
+      </w:r>
+      <w:proofErr w:type="gramEnd"/>
+      <w:r>
+        <w:rPr>
+          <w:rFonts w:eastAsia="Times New Roman" w:cstheme="minorHAnsi"/>
+          <w:color w:val="414141"/>
+          <w:sz w:val="24"/>
+          <w:szCs w:val="24"/>
+        </w:rPr>
+        <w:t xml:space="preserve"> the super keyword. </w:t>
       </w:r>
       <w:r>
         <w:rPr>
@@ -3033,7 +3297,31 @@
           <w:sz w:val="24"/>
           <w:szCs w:val="24"/>
         </w:rPr>
-        <w:t xml:space="preserve">In the constructor, if you use super(), it must be the very first code, and you cannot access any </w:t>
+        <w:t xml:space="preserve">In the constructor, if you use </w:t>
+      </w:r>
+      <w:proofErr w:type="gramStart"/>
+      <w:r>
+        <w:rPr>
+          <w:rFonts w:eastAsia="Times New Roman" w:cstheme="minorHAnsi"/>
+          <w:i/>
+          <w:iCs/>
+          <w:color w:val="414141"/>
+          <w:sz w:val="24"/>
+          <w:szCs w:val="24"/>
+        </w:rPr>
+        <w:t>super(</w:t>
+      </w:r>
+      <w:proofErr w:type="gramEnd"/>
+      <w:r>
+        <w:rPr>
+          <w:rFonts w:eastAsia="Times New Roman" w:cstheme="minorHAnsi"/>
+          <w:i/>
+          <w:iCs/>
+          <w:color w:val="414141"/>
+          <w:sz w:val="24"/>
+          <w:szCs w:val="24"/>
+        </w:rPr>
+        <w:t xml:space="preserve">), it must be the very first code, and you cannot access any </w:t>
       </w:r>
       <w:proofErr w:type="spellStart"/>
       <w:r>
@@ -3193,6 +3481,7 @@
         <w:t xml:space="preserve">public final void </w:t>
       </w:r>
       <w:proofErr w:type="spellStart"/>
+      <w:proofErr w:type="gramStart"/>
       <w:r>
         <w:rPr>
           <w:rFonts w:eastAsia="Times New Roman" w:cstheme="minorHAnsi"/>
@@ -3210,7 +3499,17 @@
           <w:sz w:val="24"/>
           <w:szCs w:val="24"/>
         </w:rPr>
-        <w:t>() {</w:t>
+        <w:t>(</w:t>
+      </w:r>
+      <w:proofErr w:type="gramEnd"/>
+      <w:r>
+        <w:rPr>
+          <w:rFonts w:eastAsia="Times New Roman" w:cstheme="minorHAnsi"/>
+          <w:color w:val="222222"/>
+          <w:sz w:val="24"/>
+          <w:szCs w:val="24"/>
+        </w:rPr>
+        <w:t>) {</w:t>
       </w:r>
       <w:r>
         <w:rPr>
@@ -3300,6 +3599,7 @@
           <w:sz w:val="24"/>
           <w:szCs w:val="24"/>
         </w:rPr>
+        <w:lastRenderedPageBreak/>
         <w:t>An interface is a description of a set of methods that conforming implementing classes must have.</w:t>
       </w:r>
       <w:r>
@@ -3358,7 +3658,31 @@
           <w:sz w:val="24"/>
           <w:szCs w:val="24"/>
         </w:rPr>
-        <w:t xml:space="preserve">You can’t mark an interface as final. </w:t>
+        <w:t xml:space="preserve">You </w:t>
+      </w:r>
+      <w:proofErr w:type="gramStart"/>
+      <w:r>
+        <w:rPr>
+          <w:rFonts w:eastAsia="Times New Roman" w:cstheme="minorHAnsi"/>
+          <w:i/>
+          <w:iCs/>
+          <w:color w:val="414141"/>
+          <w:sz w:val="24"/>
+          <w:szCs w:val="24"/>
+        </w:rPr>
+        <w:t>can’t</w:t>
+      </w:r>
+      <w:proofErr w:type="gramEnd"/>
+      <w:r>
+        <w:rPr>
+          <w:rFonts w:eastAsia="Times New Roman" w:cstheme="minorHAnsi"/>
+          <w:i/>
+          <w:iCs/>
+          <w:color w:val="414141"/>
+          <w:sz w:val="24"/>
+          <w:szCs w:val="24"/>
+        </w:rPr>
+        <w:t xml:space="preserve"> mark an interface as final. </w:t>
       </w:r>
     </w:p>
     <w:p>
@@ -3386,7 +3710,6 @@
           <w:sz w:val="24"/>
           <w:szCs w:val="24"/>
         </w:rPr>
-        <w:lastRenderedPageBreak/>
         <w:t xml:space="preserve">Interface variables must be static. </w:t>
       </w:r>
     </w:p>
@@ -3531,7 +3854,27 @@
           <w:sz w:val="24"/>
           <w:szCs w:val="24"/>
         </w:rPr>
-        <w:t>You can’t instantiate an interface directly, but you can instantiate a class that implements an interface.</w:t>
+        <w:t xml:space="preserve">You </w:t>
+      </w:r>
+      <w:proofErr w:type="gramStart"/>
+      <w:r>
+        <w:rPr>
+          <w:rFonts w:eastAsia="Times New Roman" w:cstheme="minorHAnsi"/>
+          <w:color w:val="414141"/>
+          <w:sz w:val="24"/>
+          <w:szCs w:val="24"/>
+        </w:rPr>
+        <w:t>can’t</w:t>
+      </w:r>
+      <w:proofErr w:type="gramEnd"/>
+      <w:r>
+        <w:rPr>
+          <w:rFonts w:eastAsia="Times New Roman" w:cstheme="minorHAnsi"/>
+          <w:color w:val="414141"/>
+          <w:sz w:val="24"/>
+          <w:szCs w:val="24"/>
+        </w:rPr>
+        <w:t xml:space="preserve"> instantiate an interface directly, but you can instantiate a class that implements an interface.</w:t>
       </w:r>
     </w:p>
     <w:p>
@@ -3599,7 +3942,27 @@
           <w:sz w:val="24"/>
           <w:szCs w:val="24"/>
         </w:rPr>
-        <w:t>Yes, it is always necessary to create an object implementation for an interface. Interfaces cannot be instantiated in their own right, so you must write a class that implements the interface and fulfill all the methods defined in it.</w:t>
+        <w:t xml:space="preserve">Yes, it is always necessary to create an object implementation for an interface. Interfaces cannot be </w:t>
+      </w:r>
+      <w:proofErr w:type="gramStart"/>
+      <w:r>
+        <w:rPr>
+          <w:rFonts w:eastAsia="Times New Roman" w:cstheme="minorHAnsi"/>
+          <w:color w:val="414141"/>
+          <w:sz w:val="24"/>
+          <w:szCs w:val="24"/>
+        </w:rPr>
+        <w:t>instantiated in their own right, so</w:t>
+      </w:r>
+      <w:proofErr w:type="gramEnd"/>
+      <w:r>
+        <w:rPr>
+          <w:rFonts w:eastAsia="Times New Roman" w:cstheme="minorHAnsi"/>
+          <w:color w:val="414141"/>
+          <w:sz w:val="24"/>
+          <w:szCs w:val="24"/>
+        </w:rPr>
+        <w:t xml:space="preserve"> you must write a class that implements the interface and fulfill all the methods defined in it.</w:t>
       </w:r>
     </w:p>
     <w:p>
@@ -3878,6 +4241,7 @@
         <w:t xml:space="preserve">Marker interfaces are those which do not declare any required methods, but signify their compatibility with certain operations. The </w:t>
       </w:r>
       <w:proofErr w:type="spellStart"/>
+      <w:proofErr w:type="gramStart"/>
       <w:r>
         <w:rPr>
           <w:rFonts w:eastAsia="Times New Roman" w:cstheme="minorHAnsi"/>
@@ -3888,6 +4252,7 @@
         <w:t>java.io.Serializable</w:t>
       </w:r>
       <w:proofErr w:type="spellEnd"/>
+      <w:proofErr w:type="gramEnd"/>
       <w:r>
         <w:rPr>
           <w:rFonts w:eastAsia="Times New Roman" w:cstheme="minorHAnsi"/>
@@ -3913,7 +4278,27 @@
           <w:sz w:val="24"/>
           <w:szCs w:val="24"/>
         </w:rPr>
-        <w:t xml:space="preserve"> are typical marker interfaces. These do not contain any methods, but classes must implement this interface in order to be serialized and de-serialized.</w:t>
+        <w:t xml:space="preserve"> are typical marker interfaces. These do not contain any methods, but classes must implement this interface </w:t>
+      </w:r>
+      <w:proofErr w:type="gramStart"/>
+      <w:r>
+        <w:rPr>
+          <w:rFonts w:eastAsia="Times New Roman" w:cstheme="minorHAnsi"/>
+          <w:color w:val="414141"/>
+          <w:sz w:val="24"/>
+          <w:szCs w:val="24"/>
+        </w:rPr>
+        <w:t>in order to</w:t>
+      </w:r>
+      <w:proofErr w:type="gramEnd"/>
+      <w:r>
+        <w:rPr>
+          <w:rFonts w:eastAsia="Times New Roman" w:cstheme="minorHAnsi"/>
+          <w:color w:val="414141"/>
+          <w:sz w:val="24"/>
+          <w:szCs w:val="24"/>
+        </w:rPr>
+        <w:t xml:space="preserve"> be serialized and de-serialized.</w:t>
       </w:r>
     </w:p>
     <w:p>
@@ -4097,7 +4482,31 @@
           <w:sz w:val="24"/>
           <w:szCs w:val="24"/>
         </w:rPr>
-        <w:t xml:space="preserve">You can’t mark a class as both abstract and final. </w:t>
+        <w:t xml:space="preserve">You </w:t>
+      </w:r>
+      <w:proofErr w:type="gramStart"/>
+      <w:r>
+        <w:rPr>
+          <w:rFonts w:eastAsia="Times New Roman" w:cstheme="minorHAnsi"/>
+          <w:i/>
+          <w:iCs/>
+          <w:color w:val="414141"/>
+          <w:sz w:val="24"/>
+          <w:szCs w:val="24"/>
+        </w:rPr>
+        <w:t>can’t</w:t>
+      </w:r>
+      <w:proofErr w:type="gramEnd"/>
+      <w:r>
+        <w:rPr>
+          <w:rFonts w:eastAsia="Times New Roman" w:cstheme="minorHAnsi"/>
+          <w:i/>
+          <w:iCs/>
+          <w:color w:val="414141"/>
+          <w:sz w:val="24"/>
+          <w:szCs w:val="24"/>
+        </w:rPr>
+        <w:t xml:space="preserve"> mark a class as both abstract and final. </w:t>
       </w:r>
     </w:p>
     <w:p>
@@ -4115,6 +4524,7 @@
           <w:sz w:val="24"/>
           <w:szCs w:val="24"/>
         </w:rPr>
+        <w:lastRenderedPageBreak/>
         <w:br/>
       </w:r>
       <w:r>
@@ -4279,7 +4689,6 @@
                 <w:sz w:val="24"/>
                 <w:szCs w:val="24"/>
               </w:rPr>
-              <w:lastRenderedPageBreak/>
               <w:t xml:space="preserve">Abstract Class </w:t>
             </w:r>
           </w:p>
@@ -4366,7 +4775,27 @@
                 <w:sz w:val="24"/>
                 <w:szCs w:val="24"/>
               </w:rPr>
-              <w:t>An abstract class can provide complete, default code and/or just the details that have to be overridden.</w:t>
+              <w:t xml:space="preserve">An abstract class can provide complete, default code and/or just the details that </w:t>
+            </w:r>
+            <w:proofErr w:type="gramStart"/>
+            <w:r>
+              <w:rPr>
+                <w:rFonts w:eastAsia="Times New Roman" w:cstheme="minorHAnsi"/>
+                <w:color w:val="414141"/>
+                <w:sz w:val="24"/>
+                <w:szCs w:val="24"/>
+              </w:rPr>
+              <w:t>have to</w:t>
+            </w:r>
+            <w:proofErr w:type="gramEnd"/>
+            <w:r>
+              <w:rPr>
+                <w:rFonts w:eastAsia="Times New Roman" w:cstheme="minorHAnsi"/>
+                <w:color w:val="414141"/>
+                <w:sz w:val="24"/>
+                <w:szCs w:val="24"/>
+              </w:rPr>
+              <w:t xml:space="preserve"> be overridden.</w:t>
             </w:r>
           </w:p>
         </w:tc>
@@ -4408,6 +4837,7 @@
               <w:t xml:space="preserve">An interface cannot provide any code at </w:t>
             </w:r>
             <w:proofErr w:type="spellStart"/>
+            <w:proofErr w:type="gramStart"/>
             <w:r>
               <w:rPr>
                 <w:rFonts w:eastAsia="Times New Roman" w:cstheme="minorHAnsi"/>
@@ -4418,6 +4848,7 @@
               <w:t>all,just</w:t>
             </w:r>
             <w:proofErr w:type="spellEnd"/>
+            <w:proofErr w:type="gramEnd"/>
             <w:r>
               <w:rPr>
                 <w:rFonts w:eastAsia="Times New Roman" w:cstheme="minorHAnsi"/>
@@ -4831,7 +5262,27 @@
                 <w:sz w:val="24"/>
                 <w:szCs w:val="24"/>
               </w:rPr>
-              <w:t>If we add a new method to an Interface then we have to track down all the implementations of the interface and define implementation for the new method.</w:t>
+              <w:t xml:space="preserve">If we add a new method to an Interface then we </w:t>
+            </w:r>
+            <w:proofErr w:type="gramStart"/>
+            <w:r>
+              <w:rPr>
+                <w:rFonts w:eastAsia="Times New Roman" w:cstheme="minorHAnsi"/>
+                <w:color w:val="414141"/>
+                <w:sz w:val="24"/>
+                <w:szCs w:val="24"/>
+              </w:rPr>
+              <w:t>have to</w:t>
+            </w:r>
+            <w:proofErr w:type="gramEnd"/>
+            <w:r>
+              <w:rPr>
+                <w:rFonts w:eastAsia="Times New Roman" w:cstheme="minorHAnsi"/>
+                <w:color w:val="414141"/>
+                <w:sz w:val="24"/>
+                <w:szCs w:val="24"/>
+              </w:rPr>
+              <w:t xml:space="preserve"> track down all the implementations of the interface and define implementation for the new method.</w:t>
             </w:r>
           </w:p>
         </w:tc>
@@ -4872,8 +5323,19 @@
                 <w:sz w:val="24"/>
                 <w:szCs w:val="24"/>
               </w:rPr>
-              <w:t>An abstract class can contain constructors .</w:t>
+              <w:t xml:space="preserve">An abstract class can contain </w:t>
             </w:r>
+            <w:proofErr w:type="gramStart"/>
+            <w:r>
+              <w:rPr>
+                <w:rFonts w:eastAsia="Times New Roman" w:cstheme="minorHAnsi"/>
+                <w:color w:val="414141"/>
+                <w:sz w:val="24"/>
+                <w:szCs w:val="24"/>
+              </w:rPr>
+              <w:t>constructors .</w:t>
+            </w:r>
+            <w:proofErr w:type="gramEnd"/>
           </w:p>
         </w:tc>
         <w:tc>
@@ -4911,8 +5373,19 @@
                 <w:sz w:val="24"/>
                 <w:szCs w:val="24"/>
               </w:rPr>
-              <w:t>An Interface cannot contain constructors .</w:t>
+              <w:t xml:space="preserve">An Interface cannot contain </w:t>
             </w:r>
+            <w:proofErr w:type="gramStart"/>
+            <w:r>
+              <w:rPr>
+                <w:rFonts w:eastAsia="Times New Roman" w:cstheme="minorHAnsi"/>
+                <w:color w:val="414141"/>
+                <w:sz w:val="24"/>
+                <w:szCs w:val="24"/>
+              </w:rPr>
+              <w:t>constructors .</w:t>
+            </w:r>
+            <w:proofErr w:type="gramEnd"/>
           </w:p>
         </w:tc>
       </w:tr>
@@ -5114,7 +5587,27 @@
           <w:sz w:val="24"/>
           <w:szCs w:val="24"/>
         </w:rPr>
-        <w:t>If various implementations only share method signatures then it is better to use Interfaces.</w:t>
+        <w:t xml:space="preserve">If various implementations only share method </w:t>
+      </w:r>
+      <w:proofErr w:type="gramStart"/>
+      <w:r>
+        <w:rPr>
+          <w:rFonts w:eastAsia="Times New Roman" w:cstheme="minorHAnsi"/>
+          <w:color w:val="414141"/>
+          <w:sz w:val="24"/>
+          <w:szCs w:val="24"/>
+        </w:rPr>
+        <w:t>signatures</w:t>
+      </w:r>
+      <w:proofErr w:type="gramEnd"/>
+      <w:r>
+        <w:rPr>
+          <w:rFonts w:eastAsia="Times New Roman" w:cstheme="minorHAnsi"/>
+          <w:color w:val="414141"/>
+          <w:sz w:val="24"/>
+          <w:szCs w:val="24"/>
+        </w:rPr>
+        <w:t xml:space="preserve"> then it is better to use Interfaces.</w:t>
       </w:r>
     </w:p>
     <w:p>
@@ -5138,7 +5631,27 @@
           <w:sz w:val="24"/>
           <w:szCs w:val="24"/>
         </w:rPr>
-        <w:t xml:space="preserve">you need some classes to use some methods which you don't want to be included in the class, then you go for the interface, which makes it easy to just implement and make use of the methods defined in the interface. </w:t>
+        <w:t xml:space="preserve">you need some classes to use some methods which you </w:t>
+      </w:r>
+      <w:proofErr w:type="gramStart"/>
+      <w:r>
+        <w:rPr>
+          <w:rFonts w:eastAsia="Times New Roman" w:cstheme="minorHAnsi"/>
+          <w:color w:val="414141"/>
+          <w:sz w:val="24"/>
+          <w:szCs w:val="24"/>
+        </w:rPr>
+        <w:t>don't</w:t>
+      </w:r>
+      <w:proofErr w:type="gramEnd"/>
+      <w:r>
+        <w:rPr>
+          <w:rFonts w:eastAsia="Times New Roman" w:cstheme="minorHAnsi"/>
+          <w:color w:val="414141"/>
+          <w:sz w:val="24"/>
+          <w:szCs w:val="24"/>
+        </w:rPr>
+        <w:t xml:space="preserve"> want to be included in the class, then you go for the interface, which makes it easy to just implement and make use of the methods defined in the interface. </w:t>
       </w:r>
     </w:p>
     <w:p>
@@ -5184,6 +5697,7 @@
           <w:sz w:val="24"/>
           <w:szCs w:val="24"/>
         </w:rPr>
+        <w:lastRenderedPageBreak/>
         <w:t xml:space="preserve">If various implementations are of the same kind and use common behavior or status then abstract class is better to use. </w:t>
       </w:r>
     </w:p>
@@ -5232,7 +5746,27 @@
           <w:sz w:val="24"/>
           <w:szCs w:val="24"/>
         </w:rPr>
-        <w:t xml:space="preserve">Abstract classes are an excellent way to create planned inheritance hierarchies. They're also a good choice for </w:t>
+        <w:t xml:space="preserve">Abstract classes are an excellent way to create planned inheritance hierarchies. </w:t>
+      </w:r>
+      <w:proofErr w:type="gramStart"/>
+      <w:r>
+        <w:rPr>
+          <w:rFonts w:eastAsia="Times New Roman" w:cstheme="minorHAnsi"/>
+          <w:color w:val="414141"/>
+          <w:sz w:val="24"/>
+          <w:szCs w:val="24"/>
+        </w:rPr>
+        <w:t>They're</w:t>
+      </w:r>
+      <w:proofErr w:type="gramEnd"/>
+      <w:r>
+        <w:rPr>
+          <w:rFonts w:eastAsia="Times New Roman" w:cstheme="minorHAnsi"/>
+          <w:color w:val="414141"/>
+          <w:sz w:val="24"/>
+          <w:szCs w:val="24"/>
+        </w:rPr>
+        <w:t xml:space="preserve"> also a good choice for </w:t>
       </w:r>
       <w:proofErr w:type="spellStart"/>
       <w:r>
@@ -5270,7 +5804,6 @@
           <w:sz w:val="24"/>
           <w:szCs w:val="24"/>
         </w:rPr>
-        <w:lastRenderedPageBreak/>
         <w:br/>
       </w:r>
       <w:r>
@@ -6442,7 +6975,17 @@
                 <w:sz w:val="24"/>
                 <w:szCs w:val="24"/>
               </w:rPr>
-              <w:t>Same name as the class (first letter is capitalized by convention) -- usually a noun</w:t>
+              <w:t xml:space="preserve">Same name as the class (first letter is capitalized by convention) -- usually </w:t>
+            </w:r>
+            <w:r>
+              <w:rPr>
+                <w:rFonts w:eastAsia="Times New Roman" w:cstheme="minorHAnsi"/>
+                <w:color w:val="414141"/>
+                <w:sz w:val="24"/>
+                <w:szCs w:val="24"/>
+              </w:rPr>
+              <w:lastRenderedPageBreak/>
+              <w:t>a noun</w:t>
             </w:r>
           </w:p>
         </w:tc>
@@ -6474,7 +7017,18 @@
                 <w:sz w:val="24"/>
                 <w:szCs w:val="24"/>
               </w:rPr>
-              <w:t>Any name except the class. Method names begin with a lowercase letter by convention -- usually the name of an action</w:t>
+              <w:lastRenderedPageBreak/>
+              <w:t xml:space="preserve">Any name except the class. Method names begin with a lowercase letter </w:t>
+            </w:r>
+            <w:r>
+              <w:rPr>
+                <w:rFonts w:eastAsia="Times New Roman" w:cstheme="minorHAnsi"/>
+                <w:color w:val="414141"/>
+                <w:sz w:val="24"/>
+                <w:szCs w:val="24"/>
+              </w:rPr>
+              <w:lastRenderedPageBreak/>
+              <w:t>by convention -- usually the name of an action</w:t>
             </w:r>
           </w:p>
         </w:tc>
@@ -6512,6 +7066,7 @@
                 <w:sz w:val="24"/>
                 <w:szCs w:val="24"/>
               </w:rPr>
+              <w:lastRenderedPageBreak/>
               <w:t>this</w:t>
             </w:r>
           </w:p>
@@ -6646,17 +7201,7 @@
                 <w:sz w:val="24"/>
                 <w:szCs w:val="24"/>
               </w:rPr>
-              <w:t xml:space="preserve">Calls the constructor of the parent </w:t>
-            </w:r>
-            <w:r>
-              <w:rPr>
-                <w:rFonts w:eastAsia="Times New Roman" w:cstheme="minorHAnsi"/>
-                <w:color w:val="414141"/>
-                <w:sz w:val="24"/>
-                <w:szCs w:val="24"/>
-              </w:rPr>
-              <w:lastRenderedPageBreak/>
-              <w:t>class. If used, must be the first line of the constructor</w:t>
+              <w:t>Calls the constructor of the parent class. If used, must be the first line of the constructor</w:t>
             </w:r>
           </w:p>
         </w:tc>
@@ -6688,18 +7233,7 @@
                 <w:sz w:val="24"/>
                 <w:szCs w:val="24"/>
               </w:rPr>
-              <w:lastRenderedPageBreak/>
-              <w:t xml:space="preserve">Calls an overridden method in the </w:t>
-            </w:r>
-            <w:r>
-              <w:rPr>
-                <w:rFonts w:eastAsia="Times New Roman" w:cstheme="minorHAnsi"/>
-                <w:color w:val="414141"/>
-                <w:sz w:val="24"/>
-                <w:szCs w:val="24"/>
-              </w:rPr>
-              <w:lastRenderedPageBreak/>
-              <w:t>parent class</w:t>
+              <w:t>Calls an overridden method in the parent class</w:t>
             </w:r>
           </w:p>
         </w:tc>
@@ -6735,7 +7269,6 @@
                 <w:sz w:val="24"/>
                 <w:szCs w:val="24"/>
               </w:rPr>
-              <w:lastRenderedPageBreak/>
               <w:t>Inheritance</w:t>
             </w:r>
           </w:p>
@@ -6843,7 +7376,31 @@
           <w:sz w:val="24"/>
           <w:szCs w:val="24"/>
         </w:rPr>
-        <w:t>How are this() and super() used with constructors?</w:t>
+        <w:t xml:space="preserve">How are </w:t>
+      </w:r>
+      <w:proofErr w:type="gramStart"/>
+      <w:r>
+        <w:rPr>
+          <w:rFonts w:eastAsia="Times New Roman" w:cstheme="minorHAnsi"/>
+          <w:b/>
+          <w:bCs/>
+          <w:color w:val="0863A5"/>
+          <w:sz w:val="24"/>
+          <w:szCs w:val="24"/>
+        </w:rPr>
+        <w:t>this(</w:t>
+      </w:r>
+      <w:proofErr w:type="gramEnd"/>
+      <w:r>
+        <w:rPr>
+          <w:rFonts w:eastAsia="Times New Roman" w:cstheme="minorHAnsi"/>
+          <w:b/>
+          <w:bCs/>
+          <w:color w:val="0863A5"/>
+          <w:sz w:val="24"/>
+          <w:szCs w:val="24"/>
+        </w:rPr>
+        <w:t>) and super() used with constructors?</w:t>
       </w:r>
       <w:r>
         <w:rPr>
@@ -7331,7 +7888,27 @@
                 <w:sz w:val="24"/>
                 <w:szCs w:val="24"/>
               </w:rPr>
-              <w:t>Class methods are methods which are declared as static. The method can be called without creating an  instance of the class.</w:t>
+              <w:t xml:space="preserve">Class methods are methods which are declared as static. The method can be called without creating </w:t>
+            </w:r>
+            <w:proofErr w:type="gramStart"/>
+            <w:r>
+              <w:rPr>
+                <w:rFonts w:eastAsia="Times New Roman" w:cstheme="minorHAnsi"/>
+                <w:color w:val="414141"/>
+                <w:sz w:val="24"/>
+                <w:szCs w:val="24"/>
+              </w:rPr>
+              <w:t>an  instance</w:t>
+            </w:r>
+            <w:proofErr w:type="gramEnd"/>
+            <w:r>
+              <w:rPr>
+                <w:rFonts w:eastAsia="Times New Roman" w:cstheme="minorHAnsi"/>
+                <w:color w:val="414141"/>
+                <w:sz w:val="24"/>
+                <w:szCs w:val="24"/>
+              </w:rPr>
+              <w:t xml:space="preserve"> of the class.</w:t>
             </w:r>
           </w:p>
         </w:tc>
@@ -7413,7 +7990,31 @@
           <w:sz w:val="24"/>
           <w:szCs w:val="24"/>
         </w:rPr>
-        <w:t>How are this() and super() used with constructors?</w:t>
+        <w:t xml:space="preserve">How are </w:t>
+      </w:r>
+      <w:proofErr w:type="gramStart"/>
+      <w:r>
+        <w:rPr>
+          <w:rFonts w:eastAsia="Times New Roman" w:cstheme="minorHAnsi"/>
+          <w:b/>
+          <w:bCs/>
+          <w:color w:val="0863A5"/>
+          <w:sz w:val="24"/>
+          <w:szCs w:val="24"/>
+        </w:rPr>
+        <w:t>this(</w:t>
+      </w:r>
+      <w:proofErr w:type="gramEnd"/>
+      <w:r>
+        <w:rPr>
+          <w:rFonts w:eastAsia="Times New Roman" w:cstheme="minorHAnsi"/>
+          <w:b/>
+          <w:bCs/>
+          <w:color w:val="0863A5"/>
+          <w:sz w:val="24"/>
+          <w:szCs w:val="24"/>
+        </w:rPr>
+        <w:t>) and super() used with constructors?</w:t>
       </w:r>
       <w:r>
         <w:rPr>
@@ -7489,6 +8090,7 @@
           <w:sz w:val="24"/>
           <w:szCs w:val="24"/>
         </w:rPr>
+        <w:lastRenderedPageBreak/>
         <w:t xml:space="preserve">Constructors use </w:t>
       </w:r>
       <w:r>
@@ -7608,7 +8210,19 @@
           <w:sz w:val="24"/>
           <w:szCs w:val="24"/>
         </w:rPr>
-        <w:t>access specifiers</w:t>
+        <w:t xml:space="preserve">access </w:t>
+      </w:r>
+      <w:proofErr w:type="gramStart"/>
+      <w:r>
+        <w:rPr>
+          <w:rFonts w:eastAsia="Times New Roman" w:cstheme="minorHAnsi"/>
+          <w:i/>
+          <w:iCs/>
+          <w:color w:val="414141"/>
+          <w:sz w:val="24"/>
+          <w:szCs w:val="24"/>
+        </w:rPr>
+        <w:t>specifiers</w:t>
       </w:r>
       <w:r>
         <w:rPr>
@@ -7619,6 +8233,7 @@
         </w:rPr>
         <w:t>..</w:t>
       </w:r>
+      <w:proofErr w:type="gramEnd"/>
     </w:p>
     <w:p>
       <w:pPr>
@@ -7635,7 +8250,6 @@
           <w:sz w:val="24"/>
           <w:szCs w:val="24"/>
         </w:rPr>
-        <w:lastRenderedPageBreak/>
         <w:br/>
       </w:r>
       <w:r>
@@ -7813,16 +8427,29 @@
           <w:szCs w:val="24"/>
         </w:rPr>
       </w:pPr>
-      <w:r>
-        <w:rPr>
-          <w:rFonts w:eastAsia="Times New Roman" w:cstheme="minorHAnsi"/>
-          <w:b/>
-          <w:bCs/>
-          <w:color w:val="414141"/>
-          <w:sz w:val="24"/>
-          <w:szCs w:val="24"/>
-        </w:rPr>
-        <w:t xml:space="preserve">Default(no specifier)- </w:t>
+      <w:proofErr w:type="gramStart"/>
+      <w:r>
+        <w:rPr>
+          <w:rFonts w:eastAsia="Times New Roman" w:cstheme="minorHAnsi"/>
+          <w:b/>
+          <w:bCs/>
+          <w:color w:val="414141"/>
+          <w:sz w:val="24"/>
+          <w:szCs w:val="24"/>
+        </w:rPr>
+        <w:t>Default(</w:t>
+      </w:r>
+      <w:proofErr w:type="gramEnd"/>
+      <w:r>
+        <w:rPr>
+          <w:rFonts w:eastAsia="Times New Roman" w:cstheme="minorHAnsi"/>
+          <w:b/>
+          <w:bCs/>
+          <w:color w:val="414141"/>
+          <w:sz w:val="24"/>
+          <w:szCs w:val="24"/>
+        </w:rPr>
+        <w:t xml:space="preserve">no specifier)- </w:t>
       </w:r>
       <w:r>
         <w:rPr>
@@ -8943,6 +9570,7 @@
           <w:sz w:val="24"/>
           <w:szCs w:val="24"/>
         </w:rPr>
+        <w:lastRenderedPageBreak/>
         <w:t xml:space="preserve">Disallowing subclasses to change the meaning of the method. </w:t>
       </w:r>
     </w:p>
@@ -9027,7 +9655,27 @@
           <w:sz w:val="24"/>
           <w:szCs w:val="24"/>
         </w:rPr>
-        <w:t>Static block which exactly executed exactly once when the class is first loaded into JVM. Before going to the main method the static block will execute.</w:t>
+        <w:t xml:space="preserve">Static block which exactly executed exactly once when the class is first loaded into JVM. Before going to the main </w:t>
+      </w:r>
+      <w:proofErr w:type="gramStart"/>
+      <w:r>
+        <w:rPr>
+          <w:rFonts w:eastAsia="Times New Roman" w:cstheme="minorHAnsi"/>
+          <w:color w:val="414141"/>
+          <w:sz w:val="24"/>
+          <w:szCs w:val="24"/>
+        </w:rPr>
+        <w:t>method</w:t>
+      </w:r>
+      <w:proofErr w:type="gramEnd"/>
+      <w:r>
+        <w:rPr>
+          <w:rFonts w:eastAsia="Times New Roman" w:cstheme="minorHAnsi"/>
+          <w:color w:val="414141"/>
+          <w:sz w:val="24"/>
+          <w:szCs w:val="24"/>
+        </w:rPr>
+        <w:t xml:space="preserve"> the static block will execute.</w:t>
       </w:r>
     </w:p>
     <w:p>
@@ -9045,7 +9693,6 @@
           <w:sz w:val="24"/>
           <w:szCs w:val="24"/>
         </w:rPr>
-        <w:lastRenderedPageBreak/>
         <w:br/>
       </w:r>
       <w:r>
@@ -9096,7 +9743,27 @@
           <w:sz w:val="24"/>
           <w:szCs w:val="24"/>
         </w:rPr>
-        <w:t>Variables that have only one copy per class are known as static variables. They are not attached to a particular instance of a class but rather belong to a class as a whole. They are declared by using the static keyword as a modifier.</w:t>
+        <w:t xml:space="preserve">Variables that have only one copy per class are known as static variables. They are not attached to a particular instance of a class but rather belong to a </w:t>
+      </w:r>
+      <w:proofErr w:type="gramStart"/>
+      <w:r>
+        <w:rPr>
+          <w:rFonts w:eastAsia="Times New Roman" w:cstheme="minorHAnsi"/>
+          <w:color w:val="414141"/>
+          <w:sz w:val="24"/>
+          <w:szCs w:val="24"/>
+        </w:rPr>
+        <w:t>class as a whole</w:t>
+      </w:r>
+      <w:proofErr w:type="gramEnd"/>
+      <w:r>
+        <w:rPr>
+          <w:rFonts w:eastAsia="Times New Roman" w:cstheme="minorHAnsi"/>
+          <w:color w:val="414141"/>
+          <w:sz w:val="24"/>
+          <w:szCs w:val="24"/>
+        </w:rPr>
+        <w:t>. They are declared by using the static keyword as a modifier.</w:t>
       </w:r>
     </w:p>
     <w:p>
@@ -9160,7 +9827,17 @@
           <w:szCs w:val="24"/>
         </w:rPr>
         <w:tab/>
-        <w:t xml:space="preserve">static type  </w:t>
+        <w:t xml:space="preserve">static </w:t>
+      </w:r>
+      <w:proofErr w:type="gramStart"/>
+      <w:r>
+        <w:rPr>
+          <w:rFonts w:eastAsia="Times New Roman" w:cstheme="minorHAnsi"/>
+          <w:color w:val="222222"/>
+          <w:sz w:val="24"/>
+          <w:szCs w:val="24"/>
+        </w:rPr>
+        <w:t xml:space="preserve">type  </w:t>
       </w:r>
       <w:proofErr w:type="spellStart"/>
       <w:r>
@@ -9173,6 +9850,7 @@
         <w:t>varIdentifier</w:t>
       </w:r>
       <w:proofErr w:type="spellEnd"/>
+      <w:proofErr w:type="gramEnd"/>
       <w:r>
         <w:rPr>
           <w:rFonts w:eastAsia="Times New Roman" w:cstheme="minorHAnsi"/>
@@ -9310,7 +9988,27 @@
           <w:sz w:val="24"/>
           <w:szCs w:val="24"/>
         </w:rPr>
-        <w:t>A static variable is associated with the class as a whole rather than with specific instances of a class. Non-static variables take on unique values with each object instance.</w:t>
+        <w:t xml:space="preserve">A static variable is associated with the class </w:t>
+      </w:r>
+      <w:proofErr w:type="gramStart"/>
+      <w:r>
+        <w:rPr>
+          <w:rFonts w:eastAsia="Times New Roman" w:cstheme="minorHAnsi"/>
+          <w:color w:val="414141"/>
+          <w:sz w:val="24"/>
+          <w:szCs w:val="24"/>
+        </w:rPr>
+        <w:t>as a whole rather</w:t>
+      </w:r>
+      <w:proofErr w:type="gramEnd"/>
+      <w:r>
+        <w:rPr>
+          <w:rFonts w:eastAsia="Times New Roman" w:cstheme="minorHAnsi"/>
+          <w:color w:val="414141"/>
+          <w:sz w:val="24"/>
+          <w:szCs w:val="24"/>
+        </w:rPr>
+        <w:t xml:space="preserve"> than with specific instances of a class. Non-static variables take on unique values with each object instance.</w:t>
       </w:r>
     </w:p>
     <w:p>
@@ -9426,7 +10124,27 @@
           <w:sz w:val="24"/>
           <w:szCs w:val="24"/>
         </w:rPr>
-        <w:t>Methods declared with the keyword static as modifier are called static methods or class methods. They are so called because they affect a class as a whole, not a particular instance of the class. Static methods are always invoked without reference to a particular instance of a class.</w:t>
+        <w:t xml:space="preserve">Methods declared with the keyword static as modifier are called static methods or class methods. They are so called because they affect a </w:t>
+      </w:r>
+      <w:proofErr w:type="gramStart"/>
+      <w:r>
+        <w:rPr>
+          <w:rFonts w:eastAsia="Times New Roman" w:cstheme="minorHAnsi"/>
+          <w:color w:val="414141"/>
+          <w:sz w:val="24"/>
+          <w:szCs w:val="24"/>
+        </w:rPr>
+        <w:t>class as a whole, not</w:t>
+      </w:r>
+      <w:proofErr w:type="gramEnd"/>
+      <w:r>
+        <w:rPr>
+          <w:rFonts w:eastAsia="Times New Roman" w:cstheme="minorHAnsi"/>
+          <w:color w:val="414141"/>
+          <w:sz w:val="24"/>
+          <w:szCs w:val="24"/>
+        </w:rPr>
+        <w:t xml:space="preserve"> a particular instance of the class. Static methods are always invoked without reference to a particular instance of a class.</w:t>
       </w:r>
       <w:r>
         <w:rPr>
@@ -9438,6 +10156,7 @@
         <w:br/>
       </w:r>
       <w:proofErr w:type="spellStart"/>
+      <w:proofErr w:type="gramStart"/>
       <w:r>
         <w:rPr>
           <w:rFonts w:eastAsia="Times New Roman" w:cstheme="minorHAnsi"/>
@@ -9460,6 +10179,7 @@
         <w:t>:The</w:t>
       </w:r>
       <w:proofErr w:type="spellEnd"/>
+      <w:proofErr w:type="gramEnd"/>
       <w:r>
         <w:rPr>
           <w:rFonts w:eastAsia="Times New Roman" w:cstheme="minorHAnsi"/>
@@ -9715,6 +10435,7 @@
           <w:sz w:val="24"/>
           <w:szCs w:val="24"/>
         </w:rPr>
+        <w:lastRenderedPageBreak/>
         <w:t>2.</w:t>
       </w:r>
       <w:r>
@@ -9905,7 +10626,6 @@
           <w:sz w:val="24"/>
           <w:szCs w:val="24"/>
         </w:rPr>
-        <w:lastRenderedPageBreak/>
         <w:t xml:space="preserve">Exception handling provides the following advantages over "traditional" error management techniques: </w:t>
       </w:r>
     </w:p>
@@ -10201,14 +10921,25 @@
           <w:szCs w:val="24"/>
         </w:rPr>
       </w:pPr>
-      <w:r>
-        <w:rPr>
-          <w:rFonts w:eastAsia="Times New Roman" w:cstheme="minorHAnsi"/>
-          <w:color w:val="414141"/>
-          <w:sz w:val="24"/>
-          <w:szCs w:val="24"/>
-        </w:rPr>
-        <w:t xml:space="preserve">A unchecked exception classes which are the </w:t>
+      <w:proofErr w:type="gramStart"/>
+      <w:r>
+        <w:rPr>
+          <w:rFonts w:eastAsia="Times New Roman" w:cstheme="minorHAnsi"/>
+          <w:color w:val="414141"/>
+          <w:sz w:val="24"/>
+          <w:szCs w:val="24"/>
+        </w:rPr>
+        <w:t>A</w:t>
+      </w:r>
+      <w:proofErr w:type="gramEnd"/>
+      <w:r>
+        <w:rPr>
+          <w:rFonts w:eastAsia="Times New Roman" w:cstheme="minorHAnsi"/>
+          <w:color w:val="414141"/>
+          <w:sz w:val="24"/>
+          <w:szCs w:val="24"/>
+        </w:rPr>
+        <w:t xml:space="preserve"> unchecked exception classes which are the </w:t>
       </w:r>
       <w:r>
         <w:rPr>
@@ -10404,6 +11135,7 @@
           <w:sz w:val="24"/>
           <w:szCs w:val="24"/>
         </w:rPr>
+        <w:lastRenderedPageBreak/>
         <w:t>Whenever the exception occurs in Java, we need a way to tell the JVM what code to execute. To do this, we use the try and catch keywords. The try is used to define a block of code in which exceptions may occur. One or more catch clauses match a specific exception to a block of code that handles it.</w:t>
       </w:r>
     </w:p>
@@ -10421,7 +11153,6 @@
           <w:sz w:val="24"/>
           <w:szCs w:val="24"/>
         </w:rPr>
-        <w:lastRenderedPageBreak/>
         <w:br/>
       </w:r>
       <w:r>
@@ -10432,7 +11163,7 @@
           <w:szCs w:val="24"/>
         </w:rPr>
         <w:drawing>
-          <wp:inline distT="0" distB="0" distL="0" distR="0">
+          <wp:inline distT="0" distB="0" distL="0" distR="0" wp14:anchorId="07C5548F" wp14:editId="3849970A">
             <wp:extent cx="4829175" cy="2400300"/>
             <wp:effectExtent l="19050" t="0" r="9525" b="0"/>
             <wp:docPr id="17" name="Picture 17" descr="Try-Catch-Finally"/>
@@ -10850,7 +11581,27 @@
           <w:sz w:val="24"/>
           <w:szCs w:val="24"/>
         </w:rPr>
-        <w:t xml:space="preserve"> Used in a method's signature if a method is capable of causing an exception that it does not handle, so that callers of the method can guard themselves against that exception. If a method is declared as throwing a particular class of exceptions, then any other method that calls it must either have a try-catch clause to handle that exception or must be declared to throw that exception (or its superclass) itself.</w:t>
+        <w:t xml:space="preserve"> Used in a method's signature if a method </w:t>
+      </w:r>
+      <w:proofErr w:type="gramStart"/>
+      <w:r>
+        <w:rPr>
+          <w:rFonts w:eastAsia="Times New Roman" w:cstheme="minorHAnsi"/>
+          <w:color w:val="414141"/>
+          <w:sz w:val="24"/>
+          <w:szCs w:val="24"/>
+        </w:rPr>
+        <w:t>is capable of causing</w:t>
+      </w:r>
+      <w:proofErr w:type="gramEnd"/>
+      <w:r>
+        <w:rPr>
+          <w:rFonts w:eastAsia="Times New Roman" w:cstheme="minorHAnsi"/>
+          <w:color w:val="414141"/>
+          <w:sz w:val="24"/>
+          <w:szCs w:val="24"/>
+        </w:rPr>
+        <w:t xml:space="preserve"> an exception that it does not handle, so that callers of the method can guard themselves against that exception. If a method is declared as throwing a particular class of exceptions, then any other method that calls it must either have a try-catch clause to handle that exception or must be declared to throw that exception (or its superclass) itself.</w:t>
       </w:r>
     </w:p>
     <w:p>
@@ -10925,10 +11676,10 @@
           <w:sz w:val="24"/>
           <w:szCs w:val="24"/>
         </w:rPr>
-        <w:lastRenderedPageBreak/>
         <w:t xml:space="preserve">  public void </w:t>
       </w:r>
       <w:proofErr w:type="spellStart"/>
+      <w:proofErr w:type="gramStart"/>
       <w:r>
         <w:rPr>
           <w:rFonts w:eastAsia="Times New Roman" w:cstheme="minorHAnsi"/>
@@ -10948,6 +11699,7 @@
         </w:rPr>
         <w:t>(</w:t>
       </w:r>
+      <w:proofErr w:type="gramEnd"/>
       <w:r>
         <w:rPr>
           <w:rFonts w:eastAsia="Times New Roman" w:cstheme="minorHAnsi"/>
@@ -11097,7 +11849,27 @@
           <w:sz w:val="24"/>
           <w:szCs w:val="24"/>
         </w:rPr>
-        <w:t xml:space="preserve">To throw an user-defined exception within a block, we use the throw command: </w:t>
+        <w:t xml:space="preserve">To throw </w:t>
+      </w:r>
+      <w:proofErr w:type="gramStart"/>
+      <w:r>
+        <w:rPr>
+          <w:rFonts w:eastAsia="Times New Roman" w:cstheme="minorHAnsi"/>
+          <w:color w:val="414141"/>
+          <w:sz w:val="24"/>
+          <w:szCs w:val="24"/>
+        </w:rPr>
+        <w:t>an</w:t>
+      </w:r>
+      <w:proofErr w:type="gramEnd"/>
+      <w:r>
+        <w:rPr>
+          <w:rFonts w:eastAsia="Times New Roman" w:cstheme="minorHAnsi"/>
+          <w:color w:val="414141"/>
+          <w:sz w:val="24"/>
+          <w:szCs w:val="24"/>
+        </w:rPr>
+        <w:t xml:space="preserve"> user-defined exception within a block, we use the throw command: </w:t>
       </w:r>
     </w:p>
     <w:p>
@@ -11156,6 +11928,7 @@
         <w:t xml:space="preserve">new </w:t>
       </w:r>
       <w:proofErr w:type="spellStart"/>
+      <w:proofErr w:type="gramStart"/>
       <w:r>
         <w:rPr>
           <w:rFonts w:eastAsia="Times New Roman" w:cstheme="minorHAnsi"/>
@@ -11175,6 +11948,7 @@
         </w:rPr>
         <w:t>(</w:t>
       </w:r>
+      <w:proofErr w:type="gramEnd"/>
       <w:r>
         <w:rPr>
           <w:rFonts w:eastAsia="Times New Roman" w:cstheme="minorHAnsi"/>
@@ -11379,6 +12153,7 @@
         <w:t xml:space="preserve">public </w:t>
       </w:r>
       <w:proofErr w:type="spellStart"/>
+      <w:proofErr w:type="gramStart"/>
       <w:r>
         <w:rPr>
           <w:rFonts w:eastAsia="Times New Roman" w:cstheme="minorHAnsi"/>
@@ -11396,7 +12171,17 @@
           <w:sz w:val="24"/>
           <w:szCs w:val="24"/>
         </w:rPr>
-        <w:t xml:space="preserve">() { </w:t>
+        <w:t>(</w:t>
+      </w:r>
+      <w:proofErr w:type="gramEnd"/>
+      <w:r>
+        <w:rPr>
+          <w:rFonts w:eastAsia="Times New Roman" w:cstheme="minorHAnsi"/>
+          <w:color w:val="222222"/>
+          <w:sz w:val="24"/>
+          <w:szCs w:val="24"/>
+        </w:rPr>
+        <w:t xml:space="preserve">) { </w:t>
       </w:r>
       <w:r>
         <w:rPr>
@@ -11769,7 +12554,29 @@
           <w:sz w:val="24"/>
           <w:szCs w:val="24"/>
         </w:rPr>
-        <w:t xml:space="preserve">Why are wait(), notify() and </w:t>
+        <w:t xml:space="preserve">Why are </w:t>
+      </w:r>
+      <w:proofErr w:type="gramStart"/>
+      <w:r>
+        <w:rPr>
+          <w:rFonts w:eastAsia="Times New Roman" w:cstheme="minorHAnsi"/>
+          <w:b/>
+          <w:bCs/>
+          <w:sz w:val="24"/>
+          <w:szCs w:val="24"/>
+        </w:rPr>
+        <w:t>wait(</w:t>
+      </w:r>
+      <w:proofErr w:type="gramEnd"/>
+      <w:r>
+        <w:rPr>
+          <w:rFonts w:eastAsia="Times New Roman" w:cstheme="minorHAnsi"/>
+          <w:b/>
+          <w:bCs/>
+          <w:sz w:val="24"/>
+          <w:szCs w:val="24"/>
+        </w:rPr>
+        <w:t xml:space="preserve">), notify() and </w:t>
       </w:r>
       <w:proofErr w:type="spellStart"/>
       <w:r>
@@ -12042,7 +12849,29 @@
           <w:sz w:val="24"/>
           <w:szCs w:val="24"/>
         </w:rPr>
-        <w:t>How does the run() method in Runnable work?</w:t>
+        <w:t xml:space="preserve">How does the </w:t>
+      </w:r>
+      <w:proofErr w:type="gramStart"/>
+      <w:r>
+        <w:rPr>
+          <w:rFonts w:eastAsia="Times New Roman" w:cstheme="minorHAnsi"/>
+          <w:b/>
+          <w:bCs/>
+          <w:sz w:val="24"/>
+          <w:szCs w:val="24"/>
+        </w:rPr>
+        <w:t>run(</w:t>
+      </w:r>
+      <w:proofErr w:type="gramEnd"/>
+      <w:r>
+        <w:rPr>
+          <w:rFonts w:eastAsia="Times New Roman" w:cstheme="minorHAnsi"/>
+          <w:b/>
+          <w:bCs/>
+          <w:sz w:val="24"/>
+          <w:szCs w:val="24"/>
+        </w:rPr>
+        <w:t>) method in Runnable work?</w:t>
       </w:r>
       <w:bookmarkEnd w:id="3"/>
       <w:r>
@@ -12105,7 +12934,29 @@
           <w:sz w:val="24"/>
           <w:szCs w:val="24"/>
         </w:rPr>
-        <w:t>A Thread is runnable, how does that work?</w:t>
+        <w:t xml:space="preserve">A Thread is </w:t>
+      </w:r>
+      <w:proofErr w:type="gramStart"/>
+      <w:r>
+        <w:rPr>
+          <w:rFonts w:eastAsia="Times New Roman" w:cstheme="minorHAnsi"/>
+          <w:b/>
+          <w:bCs/>
+          <w:sz w:val="24"/>
+          <w:szCs w:val="24"/>
+        </w:rPr>
+        <w:t>runnable,</w:t>
+      </w:r>
+      <w:proofErr w:type="gramEnd"/>
+      <w:r>
+        <w:rPr>
+          <w:rFonts w:eastAsia="Times New Roman" w:cstheme="minorHAnsi"/>
+          <w:b/>
+          <w:bCs/>
+          <w:sz w:val="24"/>
+          <w:szCs w:val="24"/>
+        </w:rPr>
+        <w:t xml:space="preserve"> how does that work?</w:t>
       </w:r>
       <w:bookmarkEnd w:id="4"/>
       <w:r>
@@ -12215,7 +13066,25 @@
           <w:sz w:val="24"/>
           <w:szCs w:val="24"/>
         </w:rPr>
-        <w:t xml:space="preserve">A: There is little difference in the work required to override the Thread class compared with implementing the Runnable interface, both require the body of the run() method. However, it is </w:t>
+        <w:t xml:space="preserve">A: There is little difference in the work required to override the Thread class compared with implementing the Runnable interface, both require the body of the </w:t>
+      </w:r>
+      <w:proofErr w:type="gramStart"/>
+      <w:r>
+        <w:rPr>
+          <w:rFonts w:eastAsia="Times New Roman" w:cstheme="minorHAnsi"/>
+          <w:sz w:val="24"/>
+          <w:szCs w:val="24"/>
+        </w:rPr>
+        <w:t>run(</w:t>
+      </w:r>
+      <w:proofErr w:type="gramEnd"/>
+      <w:r>
+        <w:rPr>
+          <w:rFonts w:eastAsia="Times New Roman" w:cstheme="minorHAnsi"/>
+          <w:sz w:val="24"/>
+          <w:szCs w:val="24"/>
+        </w:rPr>
+        <w:t xml:space="preserve">) method. However, it is </w:t>
       </w:r>
       <w:r>
         <w:rPr>
@@ -12224,7 +13093,25 @@
           <w:szCs w:val="24"/>
         </w:rPr>
         <w:lastRenderedPageBreak/>
-        <w:t xml:space="preserve">much simpler to make an existing class hierarchy runnable because any class can be adapted to implement the run() method. A subclass of Thread cannot extend any other type, so application-specific code would have to be added to it rather than inherited. </w:t>
+        <w:t xml:space="preserve">much simpler to make an existing class hierarchy runnable because any class can be adapted to implement the </w:t>
+      </w:r>
+      <w:proofErr w:type="gramStart"/>
+      <w:r>
+        <w:rPr>
+          <w:rFonts w:eastAsia="Times New Roman" w:cstheme="minorHAnsi"/>
+          <w:sz w:val="24"/>
+          <w:szCs w:val="24"/>
+        </w:rPr>
+        <w:t>run(</w:t>
+      </w:r>
+      <w:proofErr w:type="gramEnd"/>
+      <w:r>
+        <w:rPr>
+          <w:rFonts w:eastAsia="Times New Roman" w:cstheme="minorHAnsi"/>
+          <w:sz w:val="24"/>
+          <w:szCs w:val="24"/>
+        </w:rPr>
+        <w:t xml:space="preserve">) method. A subclass of Thread cannot extend any other type, so application-specific code would have to be added to it rather than inherited. </w:t>
       </w:r>
     </w:p>
     <w:p>
@@ -12242,7 +13129,25 @@
           <w:sz w:val="24"/>
           <w:szCs w:val="24"/>
         </w:rPr>
-        <w:t xml:space="preserve">Separating the Thread class from the Runnable implementation also avoids potential synchronization problems between the thread and the run() method. A separate Runnable generally gives greater flexibility in the way that runnable code is referenced and executed. </w:t>
+        <w:t xml:space="preserve">Separating the Thread class from the Runnable implementation also avoids potential synchronization problems between the thread and the </w:t>
+      </w:r>
+      <w:proofErr w:type="gramStart"/>
+      <w:r>
+        <w:rPr>
+          <w:rFonts w:eastAsia="Times New Roman" w:cstheme="minorHAnsi"/>
+          <w:sz w:val="24"/>
+          <w:szCs w:val="24"/>
+        </w:rPr>
+        <w:t>run(</w:t>
+      </w:r>
+      <w:proofErr w:type="gramEnd"/>
+      <w:r>
+        <w:rPr>
+          <w:rFonts w:eastAsia="Times New Roman" w:cstheme="minorHAnsi"/>
+          <w:sz w:val="24"/>
+          <w:szCs w:val="24"/>
+        </w:rPr>
+        <w:t xml:space="preserve">) method. A separate Runnable generally gives greater flexibility in the way that runnable code is referenced and executed. </w:t>
       </w:r>
     </w:p>
     <w:p>
@@ -12276,7 +13181,29 @@
           <w:sz w:val="24"/>
           <w:szCs w:val="24"/>
         </w:rPr>
-        <w:t>What's the difference between a thread's start() and run() methods?</w:t>
+        <w:t xml:space="preserve">What's the difference between a thread's </w:t>
+      </w:r>
+      <w:proofErr w:type="gramStart"/>
+      <w:r>
+        <w:rPr>
+          <w:rFonts w:eastAsia="Times New Roman" w:cstheme="minorHAnsi"/>
+          <w:b/>
+          <w:bCs/>
+          <w:sz w:val="24"/>
+          <w:szCs w:val="24"/>
+        </w:rPr>
+        <w:t>start(</w:t>
+      </w:r>
+      <w:proofErr w:type="gramEnd"/>
+      <w:r>
+        <w:rPr>
+          <w:rFonts w:eastAsia="Times New Roman" w:cstheme="minorHAnsi"/>
+          <w:b/>
+          <w:bCs/>
+          <w:sz w:val="24"/>
+          <w:szCs w:val="24"/>
+        </w:rPr>
+        <w:t>) and run() methods?</w:t>
       </w:r>
       <w:bookmarkEnd w:id="6"/>
       <w:r>
@@ -12305,7 +13232,61 @@
           <w:sz w:val="24"/>
           <w:szCs w:val="24"/>
         </w:rPr>
-        <w:t xml:space="preserve">A: The separate start() and run() methods in the Thread class provide two ways to create threaded programs. The start() method starts the execution of the new thread and calls the run() method. The start() method returns immediately and the new thread normally continues until the run() method returns. </w:t>
+        <w:t xml:space="preserve">A: The separate </w:t>
+      </w:r>
+      <w:proofErr w:type="gramStart"/>
+      <w:r>
+        <w:rPr>
+          <w:rFonts w:eastAsia="Times New Roman" w:cstheme="minorHAnsi"/>
+          <w:sz w:val="24"/>
+          <w:szCs w:val="24"/>
+        </w:rPr>
+        <w:t>start(</w:t>
+      </w:r>
+      <w:proofErr w:type="gramEnd"/>
+      <w:r>
+        <w:rPr>
+          <w:rFonts w:eastAsia="Times New Roman" w:cstheme="minorHAnsi"/>
+          <w:sz w:val="24"/>
+          <w:szCs w:val="24"/>
+        </w:rPr>
+        <w:t xml:space="preserve">) and run() methods in the Thread class provide two ways to create threaded programs. The </w:t>
+      </w:r>
+      <w:proofErr w:type="gramStart"/>
+      <w:r>
+        <w:rPr>
+          <w:rFonts w:eastAsia="Times New Roman" w:cstheme="minorHAnsi"/>
+          <w:sz w:val="24"/>
+          <w:szCs w:val="24"/>
+        </w:rPr>
+        <w:t>start(</w:t>
+      </w:r>
+      <w:proofErr w:type="gramEnd"/>
+      <w:r>
+        <w:rPr>
+          <w:rFonts w:eastAsia="Times New Roman" w:cstheme="minorHAnsi"/>
+          <w:sz w:val="24"/>
+          <w:szCs w:val="24"/>
+        </w:rPr>
+        <w:t xml:space="preserve">) method starts the execution of the new thread and calls the run() method. The </w:t>
+      </w:r>
+      <w:proofErr w:type="gramStart"/>
+      <w:r>
+        <w:rPr>
+          <w:rFonts w:eastAsia="Times New Roman" w:cstheme="minorHAnsi"/>
+          <w:sz w:val="24"/>
+          <w:szCs w:val="24"/>
+        </w:rPr>
+        <w:t>start(</w:t>
+      </w:r>
+      <w:proofErr w:type="gramEnd"/>
+      <w:r>
+        <w:rPr>
+          <w:rFonts w:eastAsia="Times New Roman" w:cstheme="minorHAnsi"/>
+          <w:sz w:val="24"/>
+          <w:szCs w:val="24"/>
+        </w:rPr>
+        <w:t xml:space="preserve">) method returns immediately and the new thread normally continues until the run() method returns. </w:t>
       </w:r>
     </w:p>
     <w:p>
@@ -12341,7 +13322,43 @@
           <w:sz w:val="24"/>
           <w:szCs w:val="24"/>
         </w:rPr>
-        <w:t xml:space="preserve"> run() method does nothing, so sub-classes should override the method with code to execute in the second thread. If a Thread is instantiated with a Runnable argument, the thread's run() method executes the run() method of the Runnable object in the new thread instead. </w:t>
+        <w:t xml:space="preserve"> </w:t>
+      </w:r>
+      <w:proofErr w:type="gramStart"/>
+      <w:r>
+        <w:rPr>
+          <w:rFonts w:eastAsia="Times New Roman" w:cstheme="minorHAnsi"/>
+          <w:sz w:val="24"/>
+          <w:szCs w:val="24"/>
+        </w:rPr>
+        <w:t>run(</w:t>
+      </w:r>
+      <w:proofErr w:type="gramEnd"/>
+      <w:r>
+        <w:rPr>
+          <w:rFonts w:eastAsia="Times New Roman" w:cstheme="minorHAnsi"/>
+          <w:sz w:val="24"/>
+          <w:szCs w:val="24"/>
+        </w:rPr>
+        <w:t xml:space="preserve">) method does nothing, so sub-classes should override the method with code to execute in the second thread. If a Thread is instantiated with a Runnable argument, the thread's </w:t>
+      </w:r>
+      <w:proofErr w:type="gramStart"/>
+      <w:r>
+        <w:rPr>
+          <w:rFonts w:eastAsia="Times New Roman" w:cstheme="minorHAnsi"/>
+          <w:sz w:val="24"/>
+          <w:szCs w:val="24"/>
+        </w:rPr>
+        <w:t>run(</w:t>
+      </w:r>
+      <w:proofErr w:type="gramEnd"/>
+      <w:r>
+        <w:rPr>
+          <w:rFonts w:eastAsia="Times New Roman" w:cstheme="minorHAnsi"/>
+          <w:sz w:val="24"/>
+          <w:szCs w:val="24"/>
+        </w:rPr>
+        <w:t xml:space="preserve">) method executes the run() method of the Runnable object in the new thread instead. </w:t>
       </w:r>
     </w:p>
     <w:p>
@@ -12359,7 +13376,25 @@
           <w:sz w:val="24"/>
           <w:szCs w:val="24"/>
         </w:rPr>
-        <w:t xml:space="preserve">Depending on the nature of your threaded program, calling the Thread run() method directly </w:t>
+        <w:t xml:space="preserve">Depending on the nature of your threaded program, calling the Thread </w:t>
+      </w:r>
+      <w:proofErr w:type="gramStart"/>
+      <w:r>
+        <w:rPr>
+          <w:rFonts w:eastAsia="Times New Roman" w:cstheme="minorHAnsi"/>
+          <w:sz w:val="24"/>
+          <w:szCs w:val="24"/>
+        </w:rPr>
+        <w:t>run(</w:t>
+      </w:r>
+      <w:proofErr w:type="gramEnd"/>
+      <w:r>
+        <w:rPr>
+          <w:rFonts w:eastAsia="Times New Roman" w:cstheme="minorHAnsi"/>
+          <w:sz w:val="24"/>
+          <w:szCs w:val="24"/>
+        </w:rPr>
+        <w:t xml:space="preserve">) method directly </w:t>
       </w:r>
       <w:r>
         <w:rPr>
@@ -12411,7 +13446,29 @@
           <w:sz w:val="24"/>
           <w:szCs w:val="24"/>
         </w:rPr>
-        <w:t>Can I implement my own start() method?</w:t>
+        <w:t xml:space="preserve">Can I implement my own </w:t>
+      </w:r>
+      <w:proofErr w:type="gramStart"/>
+      <w:r>
+        <w:rPr>
+          <w:rFonts w:eastAsia="Times New Roman" w:cstheme="minorHAnsi"/>
+          <w:b/>
+          <w:bCs/>
+          <w:sz w:val="24"/>
+          <w:szCs w:val="24"/>
+        </w:rPr>
+        <w:t>start(</w:t>
+      </w:r>
+      <w:proofErr w:type="gramEnd"/>
+      <w:r>
+        <w:rPr>
+          <w:rFonts w:eastAsia="Times New Roman" w:cstheme="minorHAnsi"/>
+          <w:b/>
+          <w:bCs/>
+          <w:sz w:val="24"/>
+          <w:szCs w:val="24"/>
+        </w:rPr>
+        <w:t>) method?</w:t>
       </w:r>
       <w:bookmarkEnd w:id="7"/>
       <w:r>
@@ -12440,7 +13497,25 @@
           <w:sz w:val="24"/>
           <w:szCs w:val="24"/>
         </w:rPr>
-        <w:t xml:space="preserve">A: The Thread start() method is not marked final, but should not be overridden. This method contains the code that creates a new executable thread and is very </w:t>
+        <w:t xml:space="preserve">A: The Thread </w:t>
+      </w:r>
+      <w:proofErr w:type="gramStart"/>
+      <w:r>
+        <w:rPr>
+          <w:rFonts w:eastAsia="Times New Roman" w:cstheme="minorHAnsi"/>
+          <w:sz w:val="24"/>
+          <w:szCs w:val="24"/>
+        </w:rPr>
+        <w:t>start(</w:t>
+      </w:r>
+      <w:proofErr w:type="gramEnd"/>
+      <w:r>
+        <w:rPr>
+          <w:rFonts w:eastAsia="Times New Roman" w:cstheme="minorHAnsi"/>
+          <w:sz w:val="24"/>
+          <w:szCs w:val="24"/>
+        </w:rPr>
+        <w:t xml:space="preserve">) method is not marked final, but should not be overridden. This method contains the code that creates a new executable thread and is very </w:t>
       </w:r>
       <w:proofErr w:type="spellStart"/>
       <w:r>
@@ -12458,7 +13533,25 @@
           <w:sz w:val="24"/>
           <w:szCs w:val="24"/>
         </w:rPr>
-        <w:t xml:space="preserve">. Your threaded application should either pass a Runnable type to a new Thread, or extend Thread and override the run() method. </w:t>
+        <w:t xml:space="preserve">. Your threaded application should either pass a Runnable type to a new Thread, or extend Thread and override the </w:t>
+      </w:r>
+      <w:proofErr w:type="gramStart"/>
+      <w:r>
+        <w:rPr>
+          <w:rFonts w:eastAsia="Times New Roman" w:cstheme="minorHAnsi"/>
+          <w:sz w:val="24"/>
+          <w:szCs w:val="24"/>
+        </w:rPr>
+        <w:t>run(</w:t>
+      </w:r>
+      <w:proofErr w:type="gramEnd"/>
+      <w:r>
+        <w:rPr>
+          <w:rFonts w:eastAsia="Times New Roman" w:cstheme="minorHAnsi"/>
+          <w:sz w:val="24"/>
+          <w:szCs w:val="24"/>
+        </w:rPr>
+        <w:t xml:space="preserve">) method. </w:t>
       </w:r>
     </w:p>
     <w:p>
@@ -12667,7 +13760,27 @@
           <w:szCs w:val="24"/>
         </w:rPr>
         <w:br/>
-        <w:t>1. Invoking its sleep() method,</w:t>
+        <w:t xml:space="preserve">1. Invoking its </w:t>
+      </w:r>
+      <w:proofErr w:type="gramStart"/>
+      <w:r>
+        <w:rPr>
+          <w:rFonts w:eastAsia="Times New Roman" w:cstheme="minorHAnsi"/>
+          <w:color w:val="000000"/>
+          <w:sz w:val="24"/>
+          <w:szCs w:val="24"/>
+        </w:rPr>
+        <w:t>sleep(</w:t>
+      </w:r>
+      <w:proofErr w:type="gramEnd"/>
+      <w:r>
+        <w:rPr>
+          <w:rFonts w:eastAsia="Times New Roman" w:cstheme="minorHAnsi"/>
+          <w:color w:val="000000"/>
+          <w:sz w:val="24"/>
+          <w:szCs w:val="24"/>
+        </w:rPr>
+        <w:t>) method,</w:t>
       </w:r>
       <w:r>
         <w:rPr>
@@ -12697,7 +13810,27 @@
           <w:szCs w:val="24"/>
         </w:rPr>
         <w:br/>
-        <w:t xml:space="preserve">4. By invoking an object's wait() method. </w:t>
+        <w:t xml:space="preserve">4. By invoking an object's </w:t>
+      </w:r>
+      <w:proofErr w:type="gramStart"/>
+      <w:r>
+        <w:rPr>
+          <w:rFonts w:eastAsia="Times New Roman" w:cstheme="minorHAnsi"/>
+          <w:color w:val="000000"/>
+          <w:sz w:val="24"/>
+          <w:szCs w:val="24"/>
+        </w:rPr>
+        <w:t>wait(</w:t>
+      </w:r>
+      <w:proofErr w:type="gramEnd"/>
+      <w:r>
+        <w:rPr>
+          <w:rFonts w:eastAsia="Times New Roman" w:cstheme="minorHAnsi"/>
+          <w:color w:val="000000"/>
+          <w:sz w:val="24"/>
+          <w:szCs w:val="24"/>
+        </w:rPr>
+        <w:t xml:space="preserve">) method. </w:t>
       </w:r>
       <w:r>
         <w:rPr>
@@ -12707,7 +13840,27 @@
           <w:szCs w:val="24"/>
         </w:rPr>
         <w:br/>
-        <w:t>5. It can also enter the waiting state by invoking its (deprecated) suspend() method.</w:t>
+        <w:t xml:space="preserve">5. It can also enter the waiting state by invoking its (deprecated) </w:t>
+      </w:r>
+      <w:proofErr w:type="gramStart"/>
+      <w:r>
+        <w:rPr>
+          <w:rFonts w:eastAsia="Times New Roman" w:cstheme="minorHAnsi"/>
+          <w:color w:val="000000"/>
+          <w:sz w:val="24"/>
+          <w:szCs w:val="24"/>
+        </w:rPr>
+        <w:t>suspend(</w:t>
+      </w:r>
+      <w:proofErr w:type="gramEnd"/>
+      <w:r>
+        <w:rPr>
+          <w:rFonts w:eastAsia="Times New Roman" w:cstheme="minorHAnsi"/>
+          <w:color w:val="000000"/>
+          <w:sz w:val="24"/>
+          <w:szCs w:val="24"/>
+        </w:rPr>
+        <w:t>) method.</w:t>
       </w:r>
     </w:p>
     <w:p>
@@ -12749,7 +13902,47 @@
           <w:sz w:val="24"/>
           <w:szCs w:val="24"/>
         </w:rPr>
-        <w:t>When a task invokes its yield() method, it returns to the ready state, either from waiting, running or after its creation. When a task invokes its sleep() method, it returns to the waiting state from a running state.</w:t>
+        <w:t xml:space="preserve">When a task invokes its </w:t>
+      </w:r>
+      <w:proofErr w:type="gramStart"/>
+      <w:r>
+        <w:rPr>
+          <w:rFonts w:eastAsia="Times New Roman" w:cstheme="minorHAnsi"/>
+          <w:color w:val="000000"/>
+          <w:sz w:val="24"/>
+          <w:szCs w:val="24"/>
+        </w:rPr>
+        <w:t>yield(</w:t>
+      </w:r>
+      <w:proofErr w:type="gramEnd"/>
+      <w:r>
+        <w:rPr>
+          <w:rFonts w:eastAsia="Times New Roman" w:cstheme="minorHAnsi"/>
+          <w:color w:val="000000"/>
+          <w:sz w:val="24"/>
+          <w:szCs w:val="24"/>
+        </w:rPr>
+        <w:t xml:space="preserve">) method, it returns to the ready state, either from waiting, running or after its creation. When a task invokes its </w:t>
+      </w:r>
+      <w:proofErr w:type="gramStart"/>
+      <w:r>
+        <w:rPr>
+          <w:rFonts w:eastAsia="Times New Roman" w:cstheme="minorHAnsi"/>
+          <w:color w:val="000000"/>
+          <w:sz w:val="24"/>
+          <w:szCs w:val="24"/>
+        </w:rPr>
+        <w:t>sleep(</w:t>
+      </w:r>
+      <w:proofErr w:type="gramEnd"/>
+      <w:r>
+        <w:rPr>
+          <w:rFonts w:eastAsia="Times New Roman" w:cstheme="minorHAnsi"/>
+          <w:color w:val="000000"/>
+          <w:sz w:val="24"/>
+          <w:szCs w:val="24"/>
+        </w:rPr>
+        <w:t>) method, it returns to the waiting state from a running state.</w:t>
       </w:r>
     </w:p>
     <w:p>
@@ -12849,7 +14042,107 @@
           <w:sz w:val="24"/>
           <w:szCs w:val="24"/>
         </w:rPr>
-        <w:t>You have two ways to do so. First, making your class "extends" Thread class. The other way is making your class implement "Runnable" interface. The latter is more advantageous, cause when you are going for multiple inheritance, then only interface can help. . If you are already inheriting a different class, then you have to go for Runnable Interface. Otherwise you can extend Thread class. Also, if you are implementing interface, it means you have to implement all methods in the interface. Both Thread class and Runnable interface are provided for convenience and use them as per the requirement. But if you are not extending any class, better extend Thread class as it will save few lines of coding. Otherwise performance wise, there is no distinguishable difference. A thread is in the ready state after it has been created and started.</w:t>
+        <w:t>You have two ways to do so. First, making your class "extends" Thread class. The other way is making your class implement "Runnable" interface. The latter is more advantageous, cause when you are going for multiple inheritance, then only interface can help</w:t>
+      </w:r>
+      <w:proofErr w:type="gramStart"/>
+      <w:r>
+        <w:rPr>
+          <w:rFonts w:eastAsia="Times New Roman" w:cstheme="minorHAnsi"/>
+          <w:color w:val="000000"/>
+          <w:sz w:val="24"/>
+          <w:szCs w:val="24"/>
+        </w:rPr>
+        <w:t>. .</w:t>
+      </w:r>
+      <w:proofErr w:type="gramEnd"/>
+      <w:r>
+        <w:rPr>
+          <w:rFonts w:eastAsia="Times New Roman" w:cstheme="minorHAnsi"/>
+          <w:color w:val="000000"/>
+          <w:sz w:val="24"/>
+          <w:szCs w:val="24"/>
+        </w:rPr>
+        <w:t xml:space="preserve"> If you are already inheriting a different class, then you </w:t>
+      </w:r>
+      <w:proofErr w:type="gramStart"/>
+      <w:r>
+        <w:rPr>
+          <w:rFonts w:eastAsia="Times New Roman" w:cstheme="minorHAnsi"/>
+          <w:color w:val="000000"/>
+          <w:sz w:val="24"/>
+          <w:szCs w:val="24"/>
+        </w:rPr>
+        <w:t>have to</w:t>
+      </w:r>
+      <w:proofErr w:type="gramEnd"/>
+      <w:r>
+        <w:rPr>
+          <w:rFonts w:eastAsia="Times New Roman" w:cstheme="minorHAnsi"/>
+          <w:color w:val="000000"/>
+          <w:sz w:val="24"/>
+          <w:szCs w:val="24"/>
+        </w:rPr>
+        <w:t xml:space="preserve"> go for Runnable Interface. </w:t>
+      </w:r>
+      <w:proofErr w:type="gramStart"/>
+      <w:r>
+        <w:rPr>
+          <w:rFonts w:eastAsia="Times New Roman" w:cstheme="minorHAnsi"/>
+          <w:color w:val="000000"/>
+          <w:sz w:val="24"/>
+          <w:szCs w:val="24"/>
+        </w:rPr>
+        <w:t>Otherwise</w:t>
+      </w:r>
+      <w:proofErr w:type="gramEnd"/>
+      <w:r>
+        <w:rPr>
+          <w:rFonts w:eastAsia="Times New Roman" w:cstheme="minorHAnsi"/>
+          <w:color w:val="000000"/>
+          <w:sz w:val="24"/>
+          <w:szCs w:val="24"/>
+        </w:rPr>
+        <w:t xml:space="preserve"> you can extend Thread class. Also, if you are implementing interface, it means you </w:t>
+      </w:r>
+      <w:proofErr w:type="gramStart"/>
+      <w:r>
+        <w:rPr>
+          <w:rFonts w:eastAsia="Times New Roman" w:cstheme="minorHAnsi"/>
+          <w:color w:val="000000"/>
+          <w:sz w:val="24"/>
+          <w:szCs w:val="24"/>
+        </w:rPr>
+        <w:t>have to</w:t>
+      </w:r>
+      <w:proofErr w:type="gramEnd"/>
+      <w:r>
+        <w:rPr>
+          <w:rFonts w:eastAsia="Times New Roman" w:cstheme="minorHAnsi"/>
+          <w:color w:val="000000"/>
+          <w:sz w:val="24"/>
+          <w:szCs w:val="24"/>
+        </w:rPr>
+        <w:t xml:space="preserve"> implement all methods in the interface. Both Thread class and Runnable interface are provided for convenience and use them as per the requirement. But if you are not extending any class, better extend Thread class as it will save few lines of coding. </w:t>
+      </w:r>
+      <w:proofErr w:type="gramStart"/>
+      <w:r>
+        <w:rPr>
+          <w:rFonts w:eastAsia="Times New Roman" w:cstheme="minorHAnsi"/>
+          <w:color w:val="000000"/>
+          <w:sz w:val="24"/>
+          <w:szCs w:val="24"/>
+        </w:rPr>
+        <w:t>Otherwise</w:t>
+      </w:r>
+      <w:proofErr w:type="gramEnd"/>
+      <w:r>
+        <w:rPr>
+          <w:rFonts w:eastAsia="Times New Roman" w:cstheme="minorHAnsi"/>
+          <w:color w:val="000000"/>
+          <w:sz w:val="24"/>
+          <w:szCs w:val="24"/>
+        </w:rPr>
+        <w:t xml:space="preserve"> performance wise, there is no distinguishable difference. A thread is in the ready state after it has been created and started.</w:t>
       </w:r>
     </w:p>
     <w:p>
@@ -12891,7 +14184,27 @@
           <w:sz w:val="24"/>
           <w:szCs w:val="24"/>
         </w:rPr>
-        <w:t xml:space="preserve">Mutual exclusion is a phenomenon where no two processes can access critical regions of memory at the same time. Using Java multithreading we can arrive at mutual exclusion. For mutual exclusion, you can simply use the synchronized keyword and explicitly or implicitly provide an Object, any Object, to synchronize on. The synchronized keyword can be applied to a class, to a method, or to a block of code. There are several methods in Java used for communicating mutually exclusive threads such as wait( ), notify( ), or </w:t>
+        <w:t xml:space="preserve">Mutual exclusion is a phenomenon where no two processes can access critical regions of memory at the same time. Using Java multithreading we can arrive at mutual exclusion. For mutual exclusion, you can simply use the synchronized keyword and explicitly or implicitly provide an Object, any Object, to synchronize on. The synchronized keyword can be applied to a class, to a method, or to a block of code. There are several methods in Java used for communicating mutually exclusive threads such as </w:t>
+      </w:r>
+      <w:proofErr w:type="gramStart"/>
+      <w:r>
+        <w:rPr>
+          <w:rFonts w:eastAsia="Times New Roman" w:cstheme="minorHAnsi"/>
+          <w:color w:val="000000"/>
+          <w:sz w:val="24"/>
+          <w:szCs w:val="24"/>
+        </w:rPr>
+        <w:t>wait( )</w:t>
+      </w:r>
+      <w:proofErr w:type="gramEnd"/>
+      <w:r>
+        <w:rPr>
+          <w:rFonts w:eastAsia="Times New Roman" w:cstheme="minorHAnsi"/>
+          <w:color w:val="000000"/>
+          <w:sz w:val="24"/>
+          <w:szCs w:val="24"/>
+        </w:rPr>
+        <w:t xml:space="preserve">, notify( ), or </w:t>
       </w:r>
       <w:proofErr w:type="spellStart"/>
       <w:r>
@@ -12914,6 +14227,7 @@
         <w:t xml:space="preserve">( ). For example, the </w:t>
       </w:r>
       <w:proofErr w:type="spellStart"/>
+      <w:proofErr w:type="gramStart"/>
       <w:r>
         <w:rPr>
           <w:rFonts w:eastAsia="Times New Roman" w:cstheme="minorHAnsi"/>
@@ -12931,7 +14245,17 @@
           <w:sz w:val="24"/>
           <w:szCs w:val="24"/>
         </w:rPr>
-        <w:t xml:space="preserve">( ) method wakes up all threads that are in the wait list of an object. </w:t>
+        <w:t>( )</w:t>
+      </w:r>
+      <w:proofErr w:type="gramEnd"/>
+      <w:r>
+        <w:rPr>
+          <w:rFonts w:eastAsia="Times New Roman" w:cstheme="minorHAnsi"/>
+          <w:color w:val="000000"/>
+          <w:sz w:val="24"/>
+          <w:szCs w:val="24"/>
+        </w:rPr>
+        <w:t xml:space="preserve"> method wakes up all threads that are in the wait list of an object. </w:t>
       </w:r>
     </w:p>
     <w:p>
@@ -12996,7 +14320,31 @@
           <w:sz w:val="24"/>
           <w:szCs w:val="24"/>
         </w:rPr>
-        <w:t>What invokes a thread's run() method?</w:t>
+        <w:t xml:space="preserve">What invokes a thread's </w:t>
+      </w:r>
+      <w:proofErr w:type="gramStart"/>
+      <w:r>
+        <w:rPr>
+          <w:rFonts w:eastAsia="Times New Roman" w:cstheme="minorHAnsi"/>
+          <w:b/>
+          <w:bCs/>
+          <w:color w:val="000000"/>
+          <w:sz w:val="24"/>
+          <w:szCs w:val="24"/>
+        </w:rPr>
+        <w:t>run(</w:t>
+      </w:r>
+      <w:proofErr w:type="gramEnd"/>
+      <w:r>
+        <w:rPr>
+          <w:rFonts w:eastAsia="Times New Roman" w:cstheme="minorHAnsi"/>
+          <w:b/>
+          <w:bCs/>
+          <w:color w:val="000000"/>
+          <w:sz w:val="24"/>
+          <w:szCs w:val="24"/>
+        </w:rPr>
+        <w:t>) method?</w:t>
       </w:r>
     </w:p>
     <w:p>
@@ -13016,7 +14364,27 @@
           <w:sz w:val="24"/>
           <w:szCs w:val="24"/>
         </w:rPr>
-        <w:t>After a thread is started, via its start() method of the Thread class, the JVM invokes the thread's run() method when the thread is initially executed.</w:t>
+        <w:t xml:space="preserve">After a thread is started, via its </w:t>
+      </w:r>
+      <w:proofErr w:type="gramStart"/>
+      <w:r>
+        <w:rPr>
+          <w:rFonts w:eastAsia="Times New Roman" w:cstheme="minorHAnsi"/>
+          <w:color w:val="000000"/>
+          <w:sz w:val="24"/>
+          <w:szCs w:val="24"/>
+        </w:rPr>
+        <w:t>start(</w:t>
+      </w:r>
+      <w:proofErr w:type="gramEnd"/>
+      <w:r>
+        <w:rPr>
+          <w:rFonts w:eastAsia="Times New Roman" w:cstheme="minorHAnsi"/>
+          <w:color w:val="000000"/>
+          <w:sz w:val="24"/>
+          <w:szCs w:val="24"/>
+        </w:rPr>
+        <w:t>) method of the Thread class, the JVM invokes the thread's run() method when the thread is initially executed.</w:t>
       </w:r>
     </w:p>
     <w:p>
@@ -13038,7 +14406,31 @@
           <w:sz w:val="24"/>
           <w:szCs w:val="24"/>
         </w:rPr>
-        <w:t xml:space="preserve">What is the purpose of the wait(), notify(), and </w:t>
+        <w:t xml:space="preserve">What is the purpose of the </w:t>
+      </w:r>
+      <w:proofErr w:type="gramStart"/>
+      <w:r>
+        <w:rPr>
+          <w:rFonts w:eastAsia="Times New Roman" w:cstheme="minorHAnsi"/>
+          <w:b/>
+          <w:bCs/>
+          <w:color w:val="000000"/>
+          <w:sz w:val="24"/>
+          <w:szCs w:val="24"/>
+        </w:rPr>
+        <w:t>wait(</w:t>
+      </w:r>
+      <w:proofErr w:type="gramEnd"/>
+      <w:r>
+        <w:rPr>
+          <w:rFonts w:eastAsia="Times New Roman" w:cstheme="minorHAnsi"/>
+          <w:b/>
+          <w:bCs/>
+          <w:color w:val="000000"/>
+          <w:sz w:val="24"/>
+          <w:szCs w:val="24"/>
+        </w:rPr>
+        <w:t xml:space="preserve">), notify(), and </w:t>
       </w:r>
       <w:proofErr w:type="spellStart"/>
       <w:r>
@@ -13082,7 +14474,27 @@
           <w:sz w:val="24"/>
           <w:szCs w:val="24"/>
         </w:rPr>
-        <w:t xml:space="preserve">The wait(), notify() and </w:t>
+        <w:t xml:space="preserve">The </w:t>
+      </w:r>
+      <w:proofErr w:type="gramStart"/>
+      <w:r>
+        <w:rPr>
+          <w:rFonts w:eastAsia="Times New Roman" w:cstheme="minorHAnsi"/>
+          <w:color w:val="000000"/>
+          <w:sz w:val="24"/>
+          <w:szCs w:val="24"/>
+        </w:rPr>
+        <w:t>wait(</w:t>
+      </w:r>
+      <w:proofErr w:type="gramEnd"/>
+      <w:r>
+        <w:rPr>
+          <w:rFonts w:eastAsia="Times New Roman" w:cstheme="minorHAnsi"/>
+          <w:color w:val="000000"/>
+          <w:sz w:val="24"/>
+          <w:szCs w:val="24"/>
+        </w:rPr>
+        <w:t xml:space="preserve">), notify() and </w:t>
       </w:r>
       <w:proofErr w:type="spellStart"/>
       <w:r>
@@ -13230,7 +14642,27 @@
           <w:sz w:val="24"/>
           <w:szCs w:val="24"/>
         </w:rPr>
-        <w:t>When two threads are waiting for each other and can’t proceed until the first thread obtains a lock on the other thread or vice versa, the program is said to be in a deadlock.</w:t>
+        <w:t xml:space="preserve">When two threads are waiting for each other and </w:t>
+      </w:r>
+      <w:proofErr w:type="gramStart"/>
+      <w:r>
+        <w:rPr>
+          <w:rFonts w:eastAsia="Times New Roman" w:cstheme="minorHAnsi"/>
+          <w:color w:val="000000"/>
+          <w:sz w:val="24"/>
+          <w:szCs w:val="24"/>
+        </w:rPr>
+        <w:t>can’t</w:t>
+      </w:r>
+      <w:proofErr w:type="gramEnd"/>
+      <w:r>
+        <w:rPr>
+          <w:rFonts w:eastAsia="Times New Roman" w:cstheme="minorHAnsi"/>
+          <w:color w:val="000000"/>
+          <w:sz w:val="24"/>
+          <w:szCs w:val="24"/>
+        </w:rPr>
+        <w:t xml:space="preserve"> proceed until the first thread obtains a lock on the other thread or vice versa, the program is said to be in a deadlock.</w:t>
       </w:r>
     </w:p>
     <w:p>
@@ -13314,7 +14746,27 @@
           <w:sz w:val="24"/>
           <w:szCs w:val="24"/>
         </w:rPr>
-        <w:t>Synchronized methods are methods that are used to control access to an object. A thread only executes a synchronized method after it has acquired the lock for the method's object or class. Synchronized statements are similar to synchronized methods. A synchronized statement can only be executed after a thread has acquired the lock for the object or class referenced in the synchronized statement.</w:t>
+        <w:t xml:space="preserve">Synchronized methods are methods that are used to control access to an object. A thread only executes a synchronized method after it has acquired the lock for the method's object or class. Synchronized statements are </w:t>
+      </w:r>
+      <w:proofErr w:type="gramStart"/>
+      <w:r>
+        <w:rPr>
+          <w:rFonts w:eastAsia="Times New Roman" w:cstheme="minorHAnsi"/>
+          <w:color w:val="000000"/>
+          <w:sz w:val="24"/>
+          <w:szCs w:val="24"/>
+        </w:rPr>
+        <w:t>similar to</w:t>
+      </w:r>
+      <w:proofErr w:type="gramEnd"/>
+      <w:r>
+        <w:rPr>
+          <w:rFonts w:eastAsia="Times New Roman" w:cstheme="minorHAnsi"/>
+          <w:color w:val="000000"/>
+          <w:sz w:val="24"/>
+          <w:szCs w:val="24"/>
+        </w:rPr>
+        <w:t xml:space="preserve"> synchronized methods. A synchronized statement can only be executed after a thread has acquired the lock for the object or class referenced in the synchronized statement.</w:t>
       </w:r>
     </w:p>
     <w:p>
@@ -13437,7 +14889,31 @@
           <w:sz w:val="24"/>
           <w:szCs w:val="24"/>
         </w:rPr>
-        <w:t>What’s the difference between the methods sleep() and wait()?</w:t>
+        <w:t xml:space="preserve">What’s the difference between the methods </w:t>
+      </w:r>
+      <w:proofErr w:type="gramStart"/>
+      <w:r>
+        <w:rPr>
+          <w:rFonts w:eastAsia="Times New Roman" w:cstheme="minorHAnsi"/>
+          <w:b/>
+          <w:bCs/>
+          <w:color w:val="000000"/>
+          <w:sz w:val="24"/>
+          <w:szCs w:val="24"/>
+        </w:rPr>
+        <w:t>sleep(</w:t>
+      </w:r>
+      <w:proofErr w:type="gramEnd"/>
+      <w:r>
+        <w:rPr>
+          <w:rFonts w:eastAsia="Times New Roman" w:cstheme="minorHAnsi"/>
+          <w:b/>
+          <w:bCs/>
+          <w:color w:val="000000"/>
+          <w:sz w:val="24"/>
+          <w:szCs w:val="24"/>
+        </w:rPr>
+        <w:t>) and wait()?</w:t>
       </w:r>
     </w:p>
     <w:p>
@@ -13457,7 +14933,67 @@
           <w:sz w:val="24"/>
           <w:szCs w:val="24"/>
         </w:rPr>
-        <w:t xml:space="preserve">The sleep method is used when the thread has to be put aside for a fixed amount of time. Ex: sleep(1000), puts the thread aside for exactly one second. The wait method is used to put the thread aside for up to the specified time. It could wait for much lesser time if it receives a notify() or </w:t>
+        <w:t xml:space="preserve">The sleep method is used when the thread </w:t>
+      </w:r>
+      <w:proofErr w:type="gramStart"/>
+      <w:r>
+        <w:rPr>
+          <w:rFonts w:eastAsia="Times New Roman" w:cstheme="minorHAnsi"/>
+          <w:color w:val="000000"/>
+          <w:sz w:val="24"/>
+          <w:szCs w:val="24"/>
+        </w:rPr>
+        <w:t>has to</w:t>
+      </w:r>
+      <w:proofErr w:type="gramEnd"/>
+      <w:r>
+        <w:rPr>
+          <w:rFonts w:eastAsia="Times New Roman" w:cstheme="minorHAnsi"/>
+          <w:color w:val="000000"/>
+          <w:sz w:val="24"/>
+          <w:szCs w:val="24"/>
+        </w:rPr>
+        <w:t xml:space="preserve"> be put aside for a fixed amount of time. Ex: </w:t>
+      </w:r>
+      <w:proofErr w:type="gramStart"/>
+      <w:r>
+        <w:rPr>
+          <w:rFonts w:eastAsia="Times New Roman" w:cstheme="minorHAnsi"/>
+          <w:color w:val="000000"/>
+          <w:sz w:val="24"/>
+          <w:szCs w:val="24"/>
+        </w:rPr>
+        <w:t>sleep(</w:t>
+      </w:r>
+      <w:proofErr w:type="gramEnd"/>
+      <w:r>
+        <w:rPr>
+          <w:rFonts w:eastAsia="Times New Roman" w:cstheme="minorHAnsi"/>
+          <w:color w:val="000000"/>
+          <w:sz w:val="24"/>
+          <w:szCs w:val="24"/>
+        </w:rPr>
+        <w:t xml:space="preserve">1000), puts the thread aside for exactly one second. The wait method is used to put the thread aside for up to the specified time. It could wait for much lesser time if it receives a </w:t>
+      </w:r>
+      <w:proofErr w:type="gramStart"/>
+      <w:r>
+        <w:rPr>
+          <w:rFonts w:eastAsia="Times New Roman" w:cstheme="minorHAnsi"/>
+          <w:color w:val="000000"/>
+          <w:sz w:val="24"/>
+          <w:szCs w:val="24"/>
+        </w:rPr>
+        <w:t>notify(</w:t>
+      </w:r>
+      <w:proofErr w:type="gramEnd"/>
+      <w:r>
+        <w:rPr>
+          <w:rFonts w:eastAsia="Times New Roman" w:cstheme="minorHAnsi"/>
+          <w:color w:val="000000"/>
+          <w:sz w:val="24"/>
+          <w:szCs w:val="24"/>
+        </w:rPr>
+        <w:t xml:space="preserve">) or </w:t>
       </w:r>
       <w:proofErr w:type="spellStart"/>
       <w:r>
@@ -13477,7 +15013,47 @@
           <w:sz w:val="24"/>
           <w:szCs w:val="24"/>
         </w:rPr>
-        <w:t>() call. Ex: wait(1000), causes a wait of up to one second. The method wait() is defined in the Object and the method sleep() is defined in the class Thread.</w:t>
+        <w:t xml:space="preserve">() call. Ex: </w:t>
+      </w:r>
+      <w:proofErr w:type="gramStart"/>
+      <w:r>
+        <w:rPr>
+          <w:rFonts w:eastAsia="Times New Roman" w:cstheme="minorHAnsi"/>
+          <w:color w:val="000000"/>
+          <w:sz w:val="24"/>
+          <w:szCs w:val="24"/>
+        </w:rPr>
+        <w:t>wait(</w:t>
+      </w:r>
+      <w:proofErr w:type="gramEnd"/>
+      <w:r>
+        <w:rPr>
+          <w:rFonts w:eastAsia="Times New Roman" w:cstheme="minorHAnsi"/>
+          <w:color w:val="000000"/>
+          <w:sz w:val="24"/>
+          <w:szCs w:val="24"/>
+        </w:rPr>
+        <w:t xml:space="preserve">1000), causes a wait of up to one second. The method </w:t>
+      </w:r>
+      <w:proofErr w:type="gramStart"/>
+      <w:r>
+        <w:rPr>
+          <w:rFonts w:eastAsia="Times New Roman" w:cstheme="minorHAnsi"/>
+          <w:color w:val="000000"/>
+          <w:sz w:val="24"/>
+          <w:szCs w:val="24"/>
+        </w:rPr>
+        <w:t>wait(</w:t>
+      </w:r>
+      <w:proofErr w:type="gramEnd"/>
+      <w:r>
+        <w:rPr>
+          <w:rFonts w:eastAsia="Times New Roman" w:cstheme="minorHAnsi"/>
+          <w:color w:val="000000"/>
+          <w:sz w:val="24"/>
+          <w:szCs w:val="24"/>
+        </w:rPr>
+        <w:t>) is defined in the Object and the method sleep() is defined in the class Thread.</w:t>
       </w:r>
     </w:p>
     <w:p>
@@ -13564,6 +15140,7 @@
         <w:t xml:space="preserve">Daemon threads are threads with low priority and runs in the back ground doing the garbage collection operation for the java runtime system. The </w:t>
       </w:r>
       <w:proofErr w:type="spellStart"/>
+      <w:proofErr w:type="gramStart"/>
       <w:r>
         <w:rPr>
           <w:rFonts w:eastAsia="Times New Roman" w:cstheme="minorHAnsi"/>
@@ -13581,9 +15158,20 @@
           <w:sz w:val="24"/>
           <w:szCs w:val="24"/>
         </w:rPr>
-        <w:t xml:space="preserve">() method is used to create a daemon thread. These threads run without the intervention of the user. To determine if a thread is a daemon thread, use the accessor method </w:t>
+        <w:t>(</w:t>
+      </w:r>
+      <w:proofErr w:type="gramEnd"/>
+      <w:r>
+        <w:rPr>
+          <w:rFonts w:eastAsia="Times New Roman" w:cstheme="minorHAnsi"/>
+          <w:color w:val="000000"/>
+          <w:sz w:val="24"/>
+          <w:szCs w:val="24"/>
+        </w:rPr>
+        <w:t xml:space="preserve">) method is used to create a daemon thread. These threads run without the intervention of the user. To determine if a thread is a daemon thread, use the accessor method </w:t>
       </w:r>
       <w:proofErr w:type="spellStart"/>
+      <w:proofErr w:type="gramStart"/>
       <w:r>
         <w:rPr>
           <w:rFonts w:eastAsia="Times New Roman" w:cstheme="minorHAnsi"/>
@@ -13601,7 +15189,17 @@
           <w:sz w:val="24"/>
           <w:szCs w:val="24"/>
         </w:rPr>
-        <w:t>()</w:t>
+        <w:t>(</w:t>
+      </w:r>
+      <w:proofErr w:type="gramEnd"/>
+      <w:r>
+        <w:rPr>
+          <w:rFonts w:eastAsia="Times New Roman" w:cstheme="minorHAnsi"/>
+          <w:color w:val="000000"/>
+          <w:sz w:val="24"/>
+          <w:szCs w:val="24"/>
+        </w:rPr>
+        <w:t>)</w:t>
       </w:r>
     </w:p>
     <w:p>
@@ -13621,7 +15219,27 @@
           <w:sz w:val="24"/>
           <w:szCs w:val="24"/>
         </w:rPr>
-        <w:t>When a standalone application is run then as long as any user threads are active the JVM cannot terminate, otherwise the JVM terminates along with any daemon threads which might be active. Thus a daemon thread is at the mercy of the runtime system. Daemon threads exist only to serve user threads.</w:t>
+        <w:t xml:space="preserve">When a standalone application is run then as long as any user threads are active the JVM cannot terminate, otherwise the JVM terminates along with any daemon threads which might be active. </w:t>
+      </w:r>
+      <w:proofErr w:type="gramStart"/>
+      <w:r>
+        <w:rPr>
+          <w:rFonts w:eastAsia="Times New Roman" w:cstheme="minorHAnsi"/>
+          <w:color w:val="000000"/>
+          <w:sz w:val="24"/>
+          <w:szCs w:val="24"/>
+        </w:rPr>
+        <w:t>Thus</w:t>
+      </w:r>
+      <w:proofErr w:type="gramEnd"/>
+      <w:r>
+        <w:rPr>
+          <w:rFonts w:eastAsia="Times New Roman" w:cstheme="minorHAnsi"/>
+          <w:color w:val="000000"/>
+          <w:sz w:val="24"/>
+          <w:szCs w:val="24"/>
+        </w:rPr>
+        <w:t xml:space="preserve"> a daemon thread is at the mercy of the runtime system. Daemon threads exist only to serve user threads.</w:t>
       </w:r>
     </w:p>
     <w:p>
@@ -13876,8 +15494,19 @@
           <w:szCs w:val="24"/>
         </w:rPr>
         <w:br/>
-        <w:t>public Method2 (){</w:t>
-      </w:r>
+        <w:t xml:space="preserve">public Method2 </w:t>
+      </w:r>
+      <w:proofErr w:type="gramStart"/>
+      <w:r>
+        <w:rPr>
+          <w:rFonts w:eastAsia="Times New Roman" w:cstheme="minorHAnsi"/>
+          <w:color w:val="000000"/>
+          <w:sz w:val="24"/>
+          <w:szCs w:val="24"/>
+        </w:rPr>
+        <w:t>(){</w:t>
+      </w:r>
+      <w:proofErr w:type="gramEnd"/>
       <w:r>
         <w:rPr>
           <w:rFonts w:eastAsia="Times New Roman" w:cstheme="minorHAnsi"/>
@@ -14231,7 +15860,27 @@
           <w:sz w:val="24"/>
           <w:szCs w:val="24"/>
         </w:rPr>
-        <w:t xml:space="preserve">This class is an generic implementation of a thread pool, which takes the following input </w:t>
+        <w:t xml:space="preserve">This class is </w:t>
+      </w:r>
+      <w:proofErr w:type="gramStart"/>
+      <w:r>
+        <w:rPr>
+          <w:rFonts w:eastAsia="Times New Roman" w:cstheme="minorHAnsi"/>
+          <w:color w:val="000000"/>
+          <w:sz w:val="24"/>
+          <w:szCs w:val="24"/>
+        </w:rPr>
+        <w:t>an</w:t>
+      </w:r>
+      <w:proofErr w:type="gramEnd"/>
+      <w:r>
+        <w:rPr>
+          <w:rFonts w:eastAsia="Times New Roman" w:cstheme="minorHAnsi"/>
+          <w:color w:val="000000"/>
+          <w:sz w:val="24"/>
+          <w:szCs w:val="24"/>
+        </w:rPr>
+        <w:t xml:space="preserve"> generic implementation of a thread pool, which takes the following input </w:t>
       </w:r>
     </w:p>
     <w:p>
@@ -14271,7 +15920,27 @@
           <w:sz w:val="24"/>
           <w:szCs w:val="24"/>
         </w:rPr>
-        <w:t xml:space="preserve">b) Name of the class which implements Runnable and constructs a thread pool with active threads that are waiting for activation. Once the threads have finished processing they come back and wait once again in the pool. </w:t>
+        <w:t xml:space="preserve">b) Name of the class which implements Runnable and constructs a thread pool with active threads that are waiting for activation. Once the threads have finished </w:t>
+      </w:r>
+      <w:proofErr w:type="gramStart"/>
+      <w:r>
+        <w:rPr>
+          <w:rFonts w:eastAsia="Times New Roman" w:cstheme="minorHAnsi"/>
+          <w:color w:val="000000"/>
+          <w:sz w:val="24"/>
+          <w:szCs w:val="24"/>
+        </w:rPr>
+        <w:t>processing</w:t>
+      </w:r>
+      <w:proofErr w:type="gramEnd"/>
+      <w:r>
+        <w:rPr>
+          <w:rFonts w:eastAsia="Times New Roman" w:cstheme="minorHAnsi"/>
+          <w:color w:val="000000"/>
+          <w:sz w:val="24"/>
+          <w:szCs w:val="24"/>
+        </w:rPr>
+        <w:t xml:space="preserve"> they come back and wait once again in the pool. </w:t>
       </w:r>
     </w:p>
     <w:p>
@@ -14291,7 +15960,27 @@
           <w:sz w:val="24"/>
           <w:szCs w:val="24"/>
         </w:rPr>
-        <w:t xml:space="preserve">This thread pool engine can be locked i.e. if some internal operation is performed on the pool then it is preferable that the thread engine be locked. Locking ensures that no new threads are issued by the engine. However, the currently executing threads are allowed to continue till they come back to the </w:t>
+        <w:t xml:space="preserve">This thread pool engine can be locked i.e. if some internal operation is performed on the </w:t>
+      </w:r>
+      <w:proofErr w:type="gramStart"/>
+      <w:r>
+        <w:rPr>
+          <w:rFonts w:eastAsia="Times New Roman" w:cstheme="minorHAnsi"/>
+          <w:color w:val="000000"/>
+          <w:sz w:val="24"/>
+          <w:szCs w:val="24"/>
+        </w:rPr>
+        <w:t>pool</w:t>
+      </w:r>
+      <w:proofErr w:type="gramEnd"/>
+      <w:r>
+        <w:rPr>
+          <w:rFonts w:eastAsia="Times New Roman" w:cstheme="minorHAnsi"/>
+          <w:color w:val="000000"/>
+          <w:sz w:val="24"/>
+          <w:szCs w:val="24"/>
+        </w:rPr>
+        <w:t xml:space="preserve"> then it is preferable that the thread engine be locked. Locking ensures that no new threads are issued by the engine. However, the currently executing threads are allowed to continue till they come back to the </w:t>
       </w:r>
       <w:proofErr w:type="spellStart"/>
       <w:r>
@@ -14657,7 +16346,27 @@
           <w:sz w:val="24"/>
           <w:szCs w:val="24"/>
         </w:rPr>
-        <w:t>=0; void dd();</w:t>
+        <w:t xml:space="preserve">=0; void </w:t>
+      </w:r>
+      <w:proofErr w:type="gramStart"/>
+      <w:r>
+        <w:rPr>
+          <w:rFonts w:eastAsia="Times New Roman" w:cstheme="minorHAnsi"/>
+          <w:color w:val="000000"/>
+          <w:sz w:val="24"/>
+          <w:szCs w:val="24"/>
+        </w:rPr>
+        <w:t>dd(</w:t>
+      </w:r>
+      <w:proofErr w:type="gramEnd"/>
+      <w:r>
+        <w:rPr>
+          <w:rFonts w:eastAsia="Times New Roman" w:cstheme="minorHAnsi"/>
+          <w:color w:val="000000"/>
+          <w:sz w:val="24"/>
+          <w:szCs w:val="24"/>
+        </w:rPr>
+        <w:t>);</w:t>
       </w:r>
     </w:p>
     <w:p>
@@ -15181,7 +16890,27 @@
           <w:szCs w:val="24"/>
         </w:rPr>
         <w:tab/>
-        <w:t>public static void main(String a1[])</w:t>
+        <w:t xml:space="preserve">public static void </w:t>
+      </w:r>
+      <w:proofErr w:type="gramStart"/>
+      <w:r>
+        <w:rPr>
+          <w:rFonts w:eastAsia="Times New Roman" w:cstheme="minorHAnsi"/>
+          <w:color w:val="000000"/>
+          <w:sz w:val="24"/>
+          <w:szCs w:val="24"/>
+        </w:rPr>
+        <w:t>main(</w:t>
+      </w:r>
+      <w:proofErr w:type="gramEnd"/>
+      <w:r>
+        <w:rPr>
+          <w:rFonts w:eastAsia="Times New Roman" w:cstheme="minorHAnsi"/>
+          <w:color w:val="000000"/>
+          <w:sz w:val="24"/>
+          <w:szCs w:val="24"/>
+        </w:rPr>
+        <w:t>String a1[])</w:t>
       </w:r>
     </w:p>
     <w:p>
@@ -15592,6 +17321,7 @@
         <w:t xml:space="preserve"> - Externalizable is an Interface that extends Serializable Interface. And sends data into Streams in Compressed Format. It has two methods, </w:t>
       </w:r>
       <w:proofErr w:type="spellStart"/>
+      <w:proofErr w:type="gramStart"/>
       <w:r>
         <w:rPr>
           <w:rFonts w:eastAsia="Times New Roman" w:cstheme="minorHAnsi"/>
@@ -15612,6 +17342,7 @@
         <w:t>(</w:t>
       </w:r>
       <w:proofErr w:type="spellStart"/>
+      <w:proofErr w:type="gramEnd"/>
       <w:r>
         <w:rPr>
           <w:rFonts w:eastAsia="Times New Roman" w:cstheme="minorHAnsi"/>
@@ -15853,7 +17584,27 @@
           <w:sz w:val="24"/>
           <w:szCs w:val="24"/>
         </w:rPr>
-        <w:t xml:space="preserve"> - Delegation is an alternative to inheritance. Delegation means that you include an instance of another class as an instance variable, and forward messages to the instance. It is often safer than inheritance because it forces you to think about each message you forward, because the instance is of a known class, rather than a new class, and because it doesn’t force you to accept all the methods of the super class: you can provide only the methods that really make sense. On the other hand, it makes you write more code, and it is harder to re-use (because it is not a subclass). </w:t>
+        <w:t xml:space="preserve"> - Delegation is an alternative to inheritance. Delegation means that you include an instance of another class as an instance variable, and forward messages to the instance. It is often safer than inheritance because it forces you to think about each message you forward, because the instance is of a known class, rather than a new class, and because it </w:t>
+      </w:r>
+      <w:proofErr w:type="gramStart"/>
+      <w:r>
+        <w:rPr>
+          <w:rFonts w:eastAsia="Times New Roman" w:cstheme="minorHAnsi"/>
+          <w:color w:val="000000"/>
+          <w:sz w:val="24"/>
+          <w:szCs w:val="24"/>
+        </w:rPr>
+        <w:t>doesn’t</w:t>
+      </w:r>
+      <w:proofErr w:type="gramEnd"/>
+      <w:r>
+        <w:rPr>
+          <w:rFonts w:eastAsia="Times New Roman" w:cstheme="minorHAnsi"/>
+          <w:color w:val="000000"/>
+          <w:sz w:val="24"/>
+          <w:szCs w:val="24"/>
+        </w:rPr>
+        <w:t xml:space="preserve"> force you to accept all the methods of the super class: you can provide only the methods that really make sense. On the other hand, it makes you write more code, and it is harder to re-use (because it is not a subclass). </w:t>
       </w:r>
     </w:p>
     <w:p>
@@ -15889,7 +17640,27 @@
           <w:sz w:val="24"/>
           <w:szCs w:val="24"/>
         </w:rPr>
-        <w:t xml:space="preserve"> - Because C++ has proven by example that operator overloading makes code almost impossible to maintain. In fact there very nearly wasn’t even method overloading in Java, but it was thought that this was too useful for some very basic methods like print(). Note that some of the classes like </w:t>
+        <w:t xml:space="preserve"> - Because C++ has proven by example that operator overloading makes code almost impossible to maintain. In fact there very nearly wasn’t even method overloading in Java, but it was thought that this was too useful for some very basic methods like </w:t>
+      </w:r>
+      <w:proofErr w:type="gramStart"/>
+      <w:r>
+        <w:rPr>
+          <w:rFonts w:eastAsia="Times New Roman" w:cstheme="minorHAnsi"/>
+          <w:color w:val="000000"/>
+          <w:sz w:val="24"/>
+          <w:szCs w:val="24"/>
+        </w:rPr>
+        <w:t>print(</w:t>
+      </w:r>
+      <w:proofErr w:type="gramEnd"/>
+      <w:r>
+        <w:rPr>
+          <w:rFonts w:eastAsia="Times New Roman" w:cstheme="minorHAnsi"/>
+          <w:color w:val="000000"/>
+          <w:sz w:val="24"/>
+          <w:szCs w:val="24"/>
+        </w:rPr>
+        <w:t xml:space="preserve">). Note that some of the classes like </w:t>
       </w:r>
       <w:proofErr w:type="spellStart"/>
       <w:r>
@@ -15932,6 +17703,7 @@
         <w:t xml:space="preserve"> methods like </w:t>
       </w:r>
       <w:proofErr w:type="spellStart"/>
+      <w:proofErr w:type="gramStart"/>
       <w:r>
         <w:rPr>
           <w:rFonts w:eastAsia="Times New Roman" w:cstheme="minorHAnsi"/>
@@ -15949,7 +17721,17 @@
           <w:sz w:val="24"/>
           <w:szCs w:val="24"/>
         </w:rPr>
-        <w:t xml:space="preserve">() and </w:t>
+        <w:t>(</w:t>
+      </w:r>
+      <w:proofErr w:type="gramEnd"/>
+      <w:r>
+        <w:rPr>
+          <w:rFonts w:eastAsia="Times New Roman" w:cstheme="minorHAnsi"/>
+          <w:color w:val="000000"/>
+          <w:sz w:val="24"/>
+          <w:szCs w:val="24"/>
+        </w:rPr>
+        <w:t xml:space="preserve">) and </w:t>
       </w:r>
       <w:proofErr w:type="spellStart"/>
       <w:r>
@@ -16006,7 +17788,47 @@
           <w:sz w:val="24"/>
           <w:szCs w:val="24"/>
         </w:rPr>
-        <w:t xml:space="preserve"> - Static variables and methods are instantiated only once per class. In other words they are class variables, not instance variables. If you change the value of a static variable in a particular object, the value of that variable changes for all instances of that class. Static methods can be referenced with the name of the class rather than the name of a particular object of the class (though that works too). That’s how library methods like </w:t>
+        <w:t xml:space="preserve"> - Static variables and methods are instantiated only once per class. In other </w:t>
+      </w:r>
+      <w:proofErr w:type="gramStart"/>
+      <w:r>
+        <w:rPr>
+          <w:rFonts w:eastAsia="Times New Roman" w:cstheme="minorHAnsi"/>
+          <w:color w:val="000000"/>
+          <w:sz w:val="24"/>
+          <w:szCs w:val="24"/>
+        </w:rPr>
+        <w:t>words</w:t>
+      </w:r>
+      <w:proofErr w:type="gramEnd"/>
+      <w:r>
+        <w:rPr>
+          <w:rFonts w:eastAsia="Times New Roman" w:cstheme="minorHAnsi"/>
+          <w:color w:val="000000"/>
+          <w:sz w:val="24"/>
+          <w:szCs w:val="24"/>
+        </w:rPr>
+        <w:t xml:space="preserve"> they are class variables, not instance variables. If you change the value of a static variable in a particular object, the value of that variable changes for all instances of that class. Static methods can be referenced with the name of the class rather than the name of a particular object of the class (though that works too). </w:t>
+      </w:r>
+      <w:proofErr w:type="gramStart"/>
+      <w:r>
+        <w:rPr>
+          <w:rFonts w:eastAsia="Times New Roman" w:cstheme="minorHAnsi"/>
+          <w:color w:val="000000"/>
+          <w:sz w:val="24"/>
+          <w:szCs w:val="24"/>
+        </w:rPr>
+        <w:t>That’s</w:t>
+      </w:r>
+      <w:proofErr w:type="gramEnd"/>
+      <w:r>
+        <w:rPr>
+          <w:rFonts w:eastAsia="Times New Roman" w:cstheme="minorHAnsi"/>
+          <w:color w:val="000000"/>
+          <w:sz w:val="24"/>
+          <w:szCs w:val="24"/>
+        </w:rPr>
+        <w:t xml:space="preserve"> how library methods like </w:t>
       </w:r>
       <w:proofErr w:type="spellStart"/>
       <w:r>
@@ -16029,14 +17851,25 @@
         <w:t xml:space="preserve">() work. out is a static field in the </w:t>
       </w:r>
       <w:proofErr w:type="spellStart"/>
-      <w:r>
-        <w:rPr>
-          <w:rFonts w:eastAsia="Times New Roman" w:cstheme="minorHAnsi"/>
-          <w:color w:val="000000"/>
-          <w:sz w:val="24"/>
-          <w:szCs w:val="24"/>
-        </w:rPr>
-        <w:t>java.lang.System</w:t>
+      <w:proofErr w:type="gramStart"/>
+      <w:r>
+        <w:rPr>
+          <w:rFonts w:eastAsia="Times New Roman" w:cstheme="minorHAnsi"/>
+          <w:color w:val="000000"/>
+          <w:sz w:val="24"/>
+          <w:szCs w:val="24"/>
+        </w:rPr>
+        <w:t>java.lang</w:t>
+      </w:r>
+      <w:proofErr w:type="gramEnd"/>
+      <w:r>
+        <w:rPr>
+          <w:rFonts w:eastAsia="Times New Roman" w:cstheme="minorHAnsi"/>
+          <w:color w:val="000000"/>
+          <w:sz w:val="24"/>
+          <w:szCs w:val="24"/>
+        </w:rPr>
+        <w:t>.System</w:t>
       </w:r>
       <w:proofErr w:type="spellEnd"/>
       <w:r>
@@ -16147,7 +17980,17 @@
           <w:sz w:val="24"/>
           <w:szCs w:val="24"/>
         </w:rPr>
-        <w:t>("192.18.97.39").</w:t>
+        <w:t>("192.18.97.39"</w:t>
+      </w:r>
+      <w:proofErr w:type="gramStart"/>
+      <w:r>
+        <w:rPr>
+          <w:rFonts w:eastAsia="Times New Roman" w:cstheme="minorHAnsi"/>
+          <w:color w:val="000000"/>
+          <w:sz w:val="24"/>
+          <w:szCs w:val="24"/>
+        </w:rPr>
+        <w:t>).</w:t>
       </w:r>
       <w:proofErr w:type="spellStart"/>
       <w:r>
@@ -16160,6 +18003,7 @@
         <w:t>getHostName</w:t>
       </w:r>
       <w:proofErr w:type="spellEnd"/>
+      <w:proofErr w:type="gramEnd"/>
       <w:r>
         <w:rPr>
           <w:rFonts w:eastAsia="Times New Roman" w:cstheme="minorHAnsi"/>
@@ -16361,6 +18205,7 @@
         <w:t xml:space="preserve">Which characters may be used as the second character of an </w:t>
       </w:r>
       <w:proofErr w:type="spellStart"/>
+      <w:proofErr w:type="gramStart"/>
       <w:r>
         <w:rPr>
           <w:rFonts w:eastAsia="Times New Roman" w:cstheme="minorHAnsi"/>
@@ -16373,6 +18218,7 @@
         <w:t>identifier,but</w:t>
       </w:r>
       <w:proofErr w:type="spellEnd"/>
+      <w:proofErr w:type="gramEnd"/>
       <w:r>
         <w:rPr>
           <w:rFonts w:eastAsia="Times New Roman" w:cstheme="minorHAnsi"/>
@@ -16463,7 +18309,27 @@
           <w:sz w:val="24"/>
           <w:szCs w:val="24"/>
         </w:rPr>
-        <w:t xml:space="preserve"> - Unicode requires 16 bits and ASCII require 7 bits. Although the ASCII character set uses only 7 bits, it is usually represented as 8 bits. UTF-8 represents characters using 8, 16, and 18 bit patterns. UTF-16 uses 16-bit and larger bit patterns. </w:t>
+        <w:t xml:space="preserve"> - Unicode requires 16 bits and ASCII require 7 bits. Although the ASCII character set uses only 7 bits, it is usually represented as 8 bits. UTF-8 represents characters using </w:t>
+      </w:r>
+      <w:proofErr w:type="gramStart"/>
+      <w:r>
+        <w:rPr>
+          <w:rFonts w:eastAsia="Times New Roman" w:cstheme="minorHAnsi"/>
+          <w:color w:val="000000"/>
+          <w:sz w:val="24"/>
+          <w:szCs w:val="24"/>
+        </w:rPr>
+        <w:t>8, 16, and 18 bit</w:t>
+      </w:r>
+      <w:proofErr w:type="gramEnd"/>
+      <w:r>
+        <w:rPr>
+          <w:rFonts w:eastAsia="Times New Roman" w:cstheme="minorHAnsi"/>
+          <w:color w:val="000000"/>
+          <w:sz w:val="24"/>
+          <w:szCs w:val="24"/>
+        </w:rPr>
+        <w:t xml:space="preserve"> patterns. UTF-16 uses 16-bit and larger bit patterns. </w:t>
       </w:r>
     </w:p>
     <w:p>
@@ -16635,7 +18501,31 @@
           <w:szCs w:val="24"/>
         </w:rPr>
         <w:lastRenderedPageBreak/>
-        <w:t>What are order of precedence and associativity, and how are they used?</w:t>
+        <w:t xml:space="preserve">What </w:t>
+      </w:r>
+      <w:proofErr w:type="gramStart"/>
+      <w:r>
+        <w:rPr>
+          <w:rFonts w:eastAsia="Times New Roman" w:cstheme="minorHAnsi"/>
+          <w:b/>
+          <w:bCs/>
+          <w:color w:val="000000"/>
+          <w:sz w:val="24"/>
+          <w:szCs w:val="24"/>
+        </w:rPr>
+        <w:t>are</w:t>
+      </w:r>
+      <w:proofErr w:type="gramEnd"/>
+      <w:r>
+        <w:rPr>
+          <w:rFonts w:eastAsia="Times New Roman" w:cstheme="minorHAnsi"/>
+          <w:b/>
+          <w:bCs/>
+          <w:color w:val="000000"/>
+          <w:sz w:val="24"/>
+          <w:szCs w:val="24"/>
+        </w:rPr>
+        <w:t xml:space="preserve"> order of precedence and associativity, and how are they used?</w:t>
       </w:r>
       <w:r>
         <w:rPr>
@@ -16804,7 +18694,7 @@
 </file>
 
 <file path=word/numbering.xml><?xml version="1.0" encoding="utf-8"?>
-<w:numbering xmlns:wpc="http://schemas.microsoft.com/office/word/2010/wordprocessingCanvas" xmlns:cx="http://schemas.microsoft.com/office/drawing/2014/chartex" xmlns:cx1="http://schemas.microsoft.com/office/drawing/2015/9/8/chartex" xmlns:cx2="http://schemas.microsoft.com/office/drawing/2015/10/21/chartex" xmlns:cx3="http://schemas.microsoft.com/office/drawing/2016/5/9/chartex" xmlns:cx4="http://schemas.microsoft.com/office/drawing/2016/5/10/chartex" xmlns:cx5="http://schemas.microsoft.com/office/drawing/2016/5/11/chartex" xmlns:cx6="http://schemas.microsoft.com/office/drawing/2016/5/12/chartex" xmlns:cx7="http://schemas.microsoft.com/office/drawing/2016/5/13/chartex" xmlns:cx8="http://schemas.microsoft.com/office/drawing/2016/5/14/chartex" xmlns:mc="http://schemas.openxmlformats.org/markup-compatibility/2006" xmlns:aink="http://schemas.microsoft.com/office/drawing/2016/ink" xmlns:am3d="http://schemas.microsoft.com/office/drawing/2017/model3d" xmlns:o="urn:schemas-microsoft-com:office:office" xmlns:oel="http://schemas.microsoft.com/office/2019/extlst" xmlns:r="http://schemas.openxmlformats.org/officeDocument/2006/relationships" xmlns:m="http://schemas.openxmlformats.org/officeDocument/2006/math" xmlns:v="urn:schemas-microsoft-com:vml" xmlns:wp14="http://schemas.microsoft.com/office/word/2010/wordprocessingDrawing" xmlns:wp="http://schemas.openxmlformats.org/drawingml/2006/wordprocessingDrawing" xmlns:w10="urn:schemas-microsoft-com:office:word" xmlns:w="http://schemas.openxmlformats.org/wordprocessingml/2006/main" xmlns:w14="http://schemas.microsoft.com/office/word/2010/wordml" xmlns:w15="http://schemas.microsoft.com/office/word/2012/wordml" xmlns:w16cex="http://schemas.microsoft.com/office/word/2018/wordml/cex" xmlns:w16cid="http://schemas.microsoft.com/office/word/2016/wordml/cid" xmlns:w16="http://schemas.microsoft.com/office/word/2018/wordml" xmlns:w16sdtdh="http://schemas.microsoft.com/office/word/2020/wordml/sdtdatahash" xmlns:w16se="http://schemas.microsoft.com/office/word/2015/wordml/symex" xmlns:wpg="http://schemas.microsoft.com/office/word/2010/wordprocessingGroup" xmlns:wpi="http://schemas.microsoft.com/office/word/2010/wordprocessingInk" xmlns:wne="http://schemas.microsoft.com/office/word/2006/wordml" xmlns:wps="http://schemas.microsoft.com/office/word/2010/wordprocessingShape" mc:Ignorable="w14 w15 w16se w16cid w16 w16cex w16sdtdh wp14">
+<w:numbering xmlns:wpc="http://schemas.microsoft.com/office/word/2010/wordprocessingCanvas" xmlns:cx="http://schemas.microsoft.com/office/drawing/2014/chartex" xmlns:cx1="http://schemas.microsoft.com/office/drawing/2015/9/8/chartex" xmlns:cx2="http://schemas.microsoft.com/office/drawing/2015/10/21/chartex" xmlns:cx3="http://schemas.microsoft.com/office/drawing/2016/5/9/chartex" xmlns:cx4="http://schemas.microsoft.com/office/drawing/2016/5/10/chartex" xmlns:cx5="http://schemas.microsoft.com/office/drawing/2016/5/11/chartex" xmlns:cx6="http://schemas.microsoft.com/office/drawing/2016/5/12/chartex" xmlns:cx7="http://schemas.microsoft.com/office/drawing/2016/5/13/chartex" xmlns:cx8="http://schemas.microsoft.com/office/drawing/2016/5/14/chartex" xmlns:mc="http://schemas.openxmlformats.org/markup-compatibility/2006" xmlns:aink="http://schemas.microsoft.com/office/drawing/2016/ink" xmlns:am3d="http://schemas.microsoft.com/office/drawing/2017/model3d" xmlns:o="urn:schemas-microsoft-com:office:office" xmlns:oel="http://schemas.microsoft.com/office/2019/extlst" xmlns:r="http://schemas.openxmlformats.org/officeDocument/2006/relationships" xmlns:m="http://schemas.openxmlformats.org/officeDocument/2006/math" xmlns:v="urn:schemas-microsoft-com:vml" xmlns:wp14="http://schemas.microsoft.com/office/word/2010/wordprocessingDrawing" xmlns:wp="http://schemas.openxmlformats.org/drawingml/2006/wordprocessingDrawing" xmlns:w10="urn:schemas-microsoft-com:office:word" xmlns:w="http://schemas.openxmlformats.org/wordprocessingml/2006/main" xmlns:w14="http://schemas.microsoft.com/office/word/2010/wordml" xmlns:w15="http://schemas.microsoft.com/office/word/2012/wordml" xmlns:w16cex="http://schemas.microsoft.com/office/word/2018/wordml/cex" xmlns:w16cid="http://schemas.microsoft.com/office/word/2016/wordml/cid" xmlns:w16="http://schemas.microsoft.com/office/word/2018/wordml" xmlns:w16du="http://schemas.microsoft.com/office/word/2023/wordml/word16du" xmlns:w16sdtdh="http://schemas.microsoft.com/office/word/2020/wordml/sdtdatahash" xmlns:w16se="http://schemas.microsoft.com/office/word/2015/wordml/symex" xmlns:wpg="http://schemas.microsoft.com/office/word/2010/wordprocessingGroup" xmlns:wpi="http://schemas.microsoft.com/office/word/2010/wordprocessingInk" xmlns:wne="http://schemas.microsoft.com/office/word/2006/wordml" xmlns:wps="http://schemas.microsoft.com/office/word/2010/wordprocessingShape" mc:Ignorable="w14 w15 w16se w16cid w16 w16cex w16sdtdh w16du wp14">
   <w:numPicBullet w:numPicBulletId="0">
     <w:pict>
       <v:shapetype id="_x0000_t75" coordsize="21600,21600" o:spt="75" o:preferrelative="t" path="m@4@5l@4@11@9@11@9@5xe" filled="f" stroked="f">
@@ -16826,59 +18716,59 @@
         <v:path o:extrusionok="f" gradientshapeok="t" o:connecttype="rect"/>
         <o:lock v:ext="edit" aspectratio="t"/>
       </v:shapetype>
-      <v:shape id="_x0000_i1213" type="#_x0000_t75" style="width:6pt;height:6pt" o:bullet="t">
+      <v:shape id="_x0000_i1103" type="#_x0000_t75" style="width:6pt;height:6pt" o:bullet="t">
         <v:imagedata r:id="rId1" o:title="redarrow"/>
       </v:shape>
     </w:pict>
   </w:numPicBullet>
   <w:numPicBullet w:numPicBulletId="1">
     <w:pict>
-      <v:shape id="_x0000_i1214" type="#_x0000_t75" style="width:3in;height:3in" o:bullet="t"/>
+      <v:shape id="_x0000_i1104" type="#_x0000_t75" style="width:3in;height:3in" o:bullet="t"/>
     </w:pict>
   </w:numPicBullet>
   <w:numPicBullet w:numPicBulletId="2">
     <w:pict>
-      <v:shape id="_x0000_i1215" type="#_x0000_t75" style="width:3in;height:3in" o:bullet="t"/>
+      <v:shape id="_x0000_i1105" type="#_x0000_t75" style="width:3in;height:3in" o:bullet="t"/>
     </w:pict>
   </w:numPicBullet>
   <w:numPicBullet w:numPicBulletId="3">
     <w:pict>
-      <v:shape id="_x0000_i1216" type="#_x0000_t75" style="width:3in;height:3in" o:bullet="t"/>
+      <v:shape id="_x0000_i1106" type="#_x0000_t75" style="width:3in;height:3in" o:bullet="t"/>
     </w:pict>
   </w:numPicBullet>
   <w:numPicBullet w:numPicBulletId="4">
     <w:pict>
-      <v:shape id="_x0000_i1217" type="#_x0000_t75" style="width:3in;height:3in" o:bullet="t"/>
+      <v:shape id="_x0000_i1107" type="#_x0000_t75" style="width:3in;height:3in" o:bullet="t"/>
     </w:pict>
   </w:numPicBullet>
   <w:numPicBullet w:numPicBulletId="5">
     <w:pict>
-      <v:shape id="_x0000_i1218" type="#_x0000_t75" style="width:3in;height:3in" o:bullet="t"/>
+      <v:shape id="_x0000_i1108" type="#_x0000_t75" style="width:3in;height:3in" o:bullet="t"/>
     </w:pict>
   </w:numPicBullet>
   <w:numPicBullet w:numPicBulletId="6">
     <w:pict>
-      <v:shape id="_x0000_i1219" type="#_x0000_t75" style="width:3in;height:3in" o:bullet="t"/>
+      <v:shape id="_x0000_i1109" type="#_x0000_t75" style="width:3in;height:3in" o:bullet="t"/>
     </w:pict>
   </w:numPicBullet>
   <w:numPicBullet w:numPicBulletId="7">
     <w:pict>
-      <v:shape id="_x0000_i1220" type="#_x0000_t75" style="width:3in;height:3in" o:bullet="t"/>
+      <v:shape id="_x0000_i1110" type="#_x0000_t75" style="width:3in;height:3in" o:bullet="t"/>
     </w:pict>
   </w:numPicBullet>
   <w:numPicBullet w:numPicBulletId="8">
     <w:pict>
-      <v:shape id="_x0000_i1221" type="#_x0000_t75" style="width:3in;height:3in" o:bullet="t"/>
+      <v:shape id="_x0000_i1111" type="#_x0000_t75" style="width:3in;height:3in" o:bullet="t"/>
     </w:pict>
   </w:numPicBullet>
   <w:numPicBullet w:numPicBulletId="9">
     <w:pict>
-      <v:shape id="_x0000_i1222" type="#_x0000_t75" style="width:3in;height:3in" o:bullet="t"/>
+      <v:shape id="_x0000_i1112" type="#_x0000_t75" style="width:3in;height:3in" o:bullet="t"/>
     </w:pict>
   </w:numPicBullet>
   <w:numPicBullet w:numPicBulletId="10">
     <w:pict>
-      <v:shape id="_x0000_i1223" type="#_x0000_t75" style="width:3in;height:3in" o:bullet="t"/>
+      <v:shape id="_x0000_i1113" type="#_x0000_t75" style="width:3in;height:3in" o:bullet="t"/>
     </w:pict>
   </w:numPicBullet>
   <w:abstractNum w:abstractNumId="0" w15:restartNumberingAfterBreak="0">
@@ -20673,7 +22563,7 @@
 </file>
 
 <file path=word/styles.xml><?xml version="1.0" encoding="utf-8"?>
-<w:styles xmlns:mc="http://schemas.openxmlformats.org/markup-compatibility/2006" xmlns:r="http://schemas.openxmlformats.org/officeDocument/2006/relationships" xmlns:w="http://schemas.openxmlformats.org/wordprocessingml/2006/main" xmlns:w14="http://schemas.microsoft.com/office/word/2010/wordml" xmlns:w15="http://schemas.microsoft.com/office/word/2012/wordml" xmlns:w16cex="http://schemas.microsoft.com/office/word/2018/wordml/cex" xmlns:w16cid="http://schemas.microsoft.com/office/word/2016/wordml/cid" xmlns:w16="http://schemas.microsoft.com/office/word/2018/wordml" xmlns:w16sdtdh="http://schemas.microsoft.com/office/word/2020/wordml/sdtdatahash" xmlns:w16se="http://schemas.microsoft.com/office/word/2015/wordml/symex" mc:Ignorable="w14 w15 w16se w16cid w16 w16cex w16sdtdh">
+<w:styles xmlns:mc="http://schemas.openxmlformats.org/markup-compatibility/2006" xmlns:r="http://schemas.openxmlformats.org/officeDocument/2006/relationships" xmlns:w="http://schemas.openxmlformats.org/wordprocessingml/2006/main" xmlns:w14="http://schemas.microsoft.com/office/word/2010/wordml" xmlns:w15="http://schemas.microsoft.com/office/word/2012/wordml" xmlns:w16cex="http://schemas.microsoft.com/office/word/2018/wordml/cex" xmlns:w16cid="http://schemas.microsoft.com/office/word/2016/wordml/cid" xmlns:w16="http://schemas.microsoft.com/office/word/2018/wordml" xmlns:w16du="http://schemas.microsoft.com/office/word/2023/wordml/word16du" xmlns:w16sdtdh="http://schemas.microsoft.com/office/word/2020/wordml/sdtdatahash" xmlns:w16se="http://schemas.microsoft.com/office/word/2015/wordml/symex" mc:Ignorable="w14 w15 w16se w16cid w16 w16cex w16sdtdh w16du">
   <w:docDefaults>
     <w:rPrDefault>
       <w:rPr>
